--- a/tutorial/Circumference_Button_Tutorial.docx
+++ b/tutorial/Circumference_Button_Tutorial.docx
@@ -5,15 +5,13 @@
     <w:p>
       <w:pPr>
         <w:spacing w:after="80"/>
-        <w:jc w:val="center"/>
       </w:pPr>
       <w:r>
         <w:rPr>
           <w:b/>
           <w:bCs/>
-          <w:color w:val="1F4E79"/>
-          <w:sz w:val="44"/>
-          <w:szCs w:val="44"/>
+          <w:sz w:val="56"/>
+          <w:szCs w:val="56"/>
         </w:rPr>
         <w:t xml:space="preserve">Adding a Circumference Button</w:t>
       </w:r>
@@ -21,13 +19,14 @@
     <w:p>
       <w:pPr>
         <w:spacing w:after="400"/>
-        <w:jc w:val="center"/>
-      </w:pPr>
-      <w:r>
-        <w:rPr>
-          <w:color w:val="555555"/>
-          <w:sz w:val="24"/>
-          <w:szCs w:val="24"/>
+      </w:pPr>
+      <w:r>
+        <w:rPr>
+          <w:i/>
+          <w:iCs/>
+          <w:color w:val="595959"/>
+          <w:sz w:val="26"/>
+          <w:szCs w:val="26"/>
         </w:rPr>
         <w:t xml:space="preserve">A Beboputer / PY-DIYCALCULATOR assembly-language tutorial</w:t>
       </w:r>
@@ -50,7 +49,7 @@
     </w:p>
     <w:p>
       <w:pPr>
-        <w:shd w:fill="F5F5F5" w:val="clear"/>
+        <w:shd w:fill="F0F0E8" w:val="clear"/>
         <w:spacing w:after="0" w:line="240"/>
       </w:pPr>
       <w:r>
@@ -64,7 +63,7 @@
     </w:p>
     <w:p>
       <w:pPr>
-        <w:shd w:fill="F5F5F5" w:val="clear"/>
+        <w:shd w:fill="F0F0E8" w:val="clear"/>
         <w:spacing w:after="0" w:line="240"/>
       </w:pPr>
       <w:r>
@@ -78,7 +77,7 @@
     </w:p>
     <w:p>
       <w:pPr>
-        <w:shd w:fill="F5F5F5" w:val="clear"/>
+        <w:shd w:fill="F0F0E8" w:val="clear"/>
         <w:spacing w:after="0" w:line="240"/>
       </w:pPr>
       <w:r>
@@ -311,7 +310,7 @@
               <w:bottom w:val="single" w:color="CCCCCC" w:sz="1"/>
               <w:right w:val="single" w:color="CCCCCC" w:sz="1"/>
             </w:tcBorders>
-            <w:shd w:fill="D5E8F0" w:val="clear"/>
+            <w:shd w:fill="D4D0C8" w:val="clear"/>
             <w:tcMar>
               <w:top w:type="dxa" w:w="80"/>
               <w:left w:type="dxa" w:w="120"/>
@@ -338,7 +337,7 @@
               <w:bottom w:val="single" w:color="CCCCCC" w:sz="1"/>
               <w:right w:val="single" w:color="CCCCCC" w:sz="1"/>
             </w:tcBorders>
-            <w:shd w:fill="D5E8F0" w:val="clear"/>
+            <w:shd w:fill="D4D0C8" w:val="clear"/>
             <w:tcMar>
               <w:top w:type="dxa" w:w="80"/>
               <w:left w:type="dxa" w:w="120"/>
@@ -402,7 +401,7 @@
           <w:p>
             <w:r>
               <w:rPr>
-                <w:rFonts w:ascii="Arial" w:cs="Arial" w:eastAsia="Arial" w:hAnsi="Arial"/>
+                <w:rFonts w:ascii="Calibri" w:cs="Calibri" w:eastAsia="Calibri" w:hAnsi="Calibri"/>
               </w:rPr>
               <w:t xml:space="preserve">Waiting for the radius digit (0–9).</w:t>
             </w:r>
@@ -454,7 +453,7 @@
           <w:p>
             <w:r>
               <w:rPr>
-                <w:rFonts w:ascii="Arial" w:cs="Arial" w:eastAsia="Arial" w:hAnsi="Arial"/>
+                <w:rFonts w:ascii="Calibri" w:cs="Calibri" w:eastAsia="Calibri" w:hAnsi="Calibri"/>
               </w:rPr>
               <w:t xml:space="preserve">Waiting for the Circ button.</w:t>
             </w:r>
@@ -506,7 +505,7 @@
           <w:p>
             <w:r>
               <w:rPr>
-                <w:rFonts w:ascii="Arial" w:cs="Arial" w:eastAsia="Arial" w:hAnsi="Arial"/>
+                <w:rFonts w:ascii="Calibri" w:cs="Calibri" w:eastAsia="Calibri" w:hAnsi="Calibri"/>
               </w:rPr>
               <w:t xml:space="preserve">Showing an answer — the next digit clears the display and starts a new one.</w:t>
             </w:r>
@@ -564,7 +563,7 @@
     </w:p>
     <w:p>
       <w:pPr>
-        <w:shd w:fill="F5F5F5" w:val="clear"/>
+        <w:shd w:fill="F0F0E8" w:val="clear"/>
         <w:spacing w:after="0" w:line="240"/>
       </w:pPr>
       <w:r>
@@ -594,7 +593,7 @@
     </w:p>
     <w:p>
       <w:pPr>
-        <w:shd w:fill="F5F5F5" w:val="clear"/>
+        <w:shd w:fill="F0F0E8" w:val="clear"/>
         <w:spacing w:after="0" w:line="240"/>
       </w:pPr>
       <w:r>
@@ -608,7 +607,7 @@
     </w:p>
     <w:p>
       <w:pPr>
-        <w:shd w:fill="F5F5F5" w:val="clear"/>
+        <w:shd w:fill="F0F0E8" w:val="clear"/>
         <w:spacing w:after="0" w:line="240"/>
       </w:pPr>
       <w:r>
@@ -622,7 +621,7 @@
     </w:p>
     <w:p>
       <w:pPr>
-        <w:shd w:fill="F5F5F5" w:val="clear"/>
+        <w:shd w:fill="F0F0E8" w:val="clear"/>
         <w:spacing w:after="0" w:line="240"/>
       </w:pPr>
       <w:r>
@@ -636,7 +635,7 @@
     </w:p>
     <w:p>
       <w:pPr>
-        <w:shd w:fill="F5F5F5" w:val="clear"/>
+        <w:shd w:fill="F0F0E8" w:val="clear"/>
         <w:spacing w:after="0" w:line="240"/>
       </w:pPr>
       <w:r>
@@ -650,7 +649,7 @@
     </w:p>
     <w:p>
       <w:pPr>
-        <w:shd w:fill="F5F5F5" w:val="clear"/>
+        <w:shd w:fill="F0F0E8" w:val="clear"/>
         <w:spacing w:after="0" w:line="240"/>
       </w:pPr>
       <w:r>
@@ -664,7 +663,7 @@
     </w:p>
     <w:p>
       <w:pPr>
-        <w:shd w:fill="F5F5F5" w:val="clear"/>
+        <w:shd w:fill="F0F0E8" w:val="clear"/>
         <w:spacing w:after="0" w:line="240"/>
       </w:pPr>
       <w:r>
@@ -678,7 +677,7 @@
     </w:p>
     <w:p>
       <w:pPr>
-        <w:shd w:fill="F5F5F5" w:val="clear"/>
+        <w:shd w:fill="F0F0E8" w:val="clear"/>
         <w:spacing w:after="0" w:line="240"/>
       </w:pPr>
       <w:r>
@@ -750,7 +749,7 @@
     </w:p>
     <w:p>
       <w:pPr>
-        <w:shd w:fill="F5F5F5" w:val="clear"/>
+        <w:shd w:fill="F0F0E8" w:val="clear"/>
         <w:spacing w:after="0" w:line="240"/>
       </w:pPr>
       <w:r>
@@ -764,7 +763,7 @@
     </w:p>
     <w:p>
       <w:pPr>
-        <w:shd w:fill="F5F5F5" w:val="clear"/>
+        <w:shd w:fill="F0F0E8" w:val="clear"/>
         <w:spacing w:after="0" w:line="240"/>
       </w:pPr>
       <w:r>
@@ -778,7 +777,7 @@
     </w:p>
     <w:p>
       <w:pPr>
-        <w:shd w:fill="F5F5F5" w:val="clear"/>
+        <w:shd w:fill="F0F0E8" w:val="clear"/>
         <w:spacing w:after="0" w:line="240"/>
       </w:pPr>
       <w:r>
@@ -792,7 +791,7 @@
     </w:p>
     <w:p>
       <w:pPr>
-        <w:shd w:fill="F5F5F5" w:val="clear"/>
+        <w:shd w:fill="F0F0E8" w:val="clear"/>
         <w:spacing w:after="0" w:line="240"/>
       </w:pPr>
       <w:r>
@@ -806,7 +805,7 @@
     </w:p>
     <w:p>
       <w:pPr>
-        <w:shd w:fill="F5F5F5" w:val="clear"/>
+        <w:shd w:fill="F0F0E8" w:val="clear"/>
         <w:spacing w:after="0" w:line="240"/>
       </w:pPr>
       <w:r>
@@ -820,7 +819,7 @@
     </w:p>
     <w:p>
       <w:pPr>
-        <w:shd w:fill="F5F5F5" w:val="clear"/>
+        <w:shd w:fill="F0F0E8" w:val="clear"/>
         <w:spacing w:after="0" w:line="240"/>
       </w:pPr>
       <w:r>
@@ -834,7 +833,7 @@
     </w:p>
     <w:p>
       <w:pPr>
-        <w:shd w:fill="F5F5F5" w:val="clear"/>
+        <w:shd w:fill="F0F0E8" w:val="clear"/>
         <w:spacing w:after="0" w:line="240"/>
       </w:pPr>
       <w:r>
@@ -848,7 +847,7 @@
     </w:p>
     <w:p>
       <w:pPr>
-        <w:shd w:fill="F5F5F5" w:val="clear"/>
+        <w:shd w:fill="F0F0E8" w:val="clear"/>
         <w:spacing w:after="0" w:line="240"/>
       </w:pPr>
       <w:r>
@@ -862,7 +861,7 @@
     </w:p>
     <w:p>
       <w:pPr>
-        <w:shd w:fill="F5F5F5" w:val="clear"/>
+        <w:shd w:fill="F0F0E8" w:val="clear"/>
         <w:spacing w:after="0" w:line="240"/>
       </w:pPr>
       <w:r>
@@ -876,7 +875,7 @@
     </w:p>
     <w:p>
       <w:pPr>
-        <w:shd w:fill="F5F5F5" w:val="clear"/>
+        <w:shd w:fill="F0F0E8" w:val="clear"/>
         <w:spacing w:after="0" w:line="240"/>
       </w:pPr>
       <w:r>
@@ -890,7 +889,7 @@
     </w:p>
     <w:p>
       <w:pPr>
-        <w:shd w:fill="F5F5F5" w:val="clear"/>
+        <w:shd w:fill="F0F0E8" w:val="clear"/>
         <w:spacing w:after="0" w:line="240"/>
       </w:pPr>
       <w:r>
@@ -904,7 +903,7 @@
     </w:p>
     <w:p>
       <w:pPr>
-        <w:shd w:fill="F5F5F5" w:val="clear"/>
+        <w:shd w:fill="F0F0E8" w:val="clear"/>
         <w:spacing w:after="0" w:line="240"/>
       </w:pPr>
       <w:r>
@@ -918,7 +917,7 @@
     </w:p>
     <w:p>
       <w:pPr>
-        <w:shd w:fill="F5F5F5" w:val="clear"/>
+        <w:shd w:fill="F0F0E8" w:val="clear"/>
         <w:spacing w:after="0" w:line="240"/>
       </w:pPr>
       <w:r>
@@ -932,7 +931,7 @@
     </w:p>
     <w:p>
       <w:pPr>
-        <w:shd w:fill="F5F5F5" w:val="clear"/>
+        <w:shd w:fill="F0F0E8" w:val="clear"/>
         <w:spacing w:after="0" w:line="240"/>
       </w:pPr>
       <w:r>
@@ -946,7 +945,7 @@
     </w:p>
     <w:p>
       <w:pPr>
-        <w:shd w:fill="F5F5F5" w:val="clear"/>
+        <w:shd w:fill="F0F0E8" w:val="clear"/>
         <w:spacing w:after="0" w:line="240"/>
       </w:pPr>
       <w:r>
@@ -960,7 +959,7 @@
     </w:p>
     <w:p>
       <w:pPr>
-        <w:shd w:fill="F5F5F5" w:val="clear"/>
+        <w:shd w:fill="F0F0E8" w:val="clear"/>
         <w:spacing w:after="0" w:line="240"/>
       </w:pPr>
       <w:r>
@@ -974,7 +973,7 @@
     </w:p>
     <w:p>
       <w:pPr>
-        <w:shd w:fill="F5F5F5" w:val="clear"/>
+        <w:shd w:fill="F0F0E8" w:val="clear"/>
         <w:spacing w:after="0" w:line="240"/>
       </w:pPr>
       <w:r>
@@ -988,7 +987,7 @@
     </w:p>
     <w:p>
       <w:pPr>
-        <w:shd w:fill="F5F5F5" w:val="clear"/>
+        <w:shd w:fill="F0F0E8" w:val="clear"/>
         <w:spacing w:after="0" w:line="240"/>
       </w:pPr>
       <w:r>
@@ -1002,7 +1001,7 @@
     </w:p>
     <w:p>
       <w:pPr>
-        <w:shd w:fill="F5F5F5" w:val="clear"/>
+        <w:shd w:fill="F0F0E8" w:val="clear"/>
         <w:spacing w:after="0" w:line="240"/>
       </w:pPr>
       <w:r>
@@ -1016,7 +1015,7 @@
     </w:p>
     <w:p>
       <w:pPr>
-        <w:shd w:fill="F5F5F5" w:val="clear"/>
+        <w:shd w:fill="F0F0E8" w:val="clear"/>
         <w:spacing w:after="0" w:line="240"/>
       </w:pPr>
       <w:r>
@@ -1030,7 +1029,7 @@
     </w:p>
     <w:p>
       <w:pPr>
-        <w:shd w:fill="F5F5F5" w:val="clear"/>
+        <w:shd w:fill="F0F0E8" w:val="clear"/>
         <w:spacing w:after="0" w:line="240"/>
       </w:pPr>
       <w:r>
@@ -1044,7 +1043,7 @@
     </w:p>
     <w:p>
       <w:pPr>
-        <w:shd w:fill="F5F5F5" w:val="clear"/>
+        <w:shd w:fill="F0F0E8" w:val="clear"/>
         <w:spacing w:after="0" w:line="240"/>
       </w:pPr>
       <w:r>
@@ -1058,7 +1057,7 @@
     </w:p>
     <w:p>
       <w:pPr>
-        <w:shd w:fill="F5F5F5" w:val="clear"/>
+        <w:shd w:fill="F0F0E8" w:val="clear"/>
         <w:spacing w:after="0" w:line="240"/>
       </w:pPr>
       <w:r>
@@ -1179,7 +1178,7 @@
               <w:bottom w:val="single" w:color="CCCCCC" w:sz="1"/>
               <w:right w:val="single" w:color="CCCCCC" w:sz="1"/>
             </w:tcBorders>
-            <w:shd w:fill="D5E8F0" w:val="clear"/>
+            <w:shd w:fill="D4D0C8" w:val="clear"/>
             <w:tcMar>
               <w:top w:type="dxa" w:w="80"/>
               <w:left w:type="dxa" w:w="120"/>
@@ -1206,7 +1205,7 @@
               <w:bottom w:val="single" w:color="CCCCCC" w:sz="1"/>
               <w:right w:val="single" w:color="CCCCCC" w:sz="1"/>
             </w:tcBorders>
-            <w:shd w:fill="D5E8F0" w:val="clear"/>
+            <w:shd w:fill="D4D0C8" w:val="clear"/>
             <w:tcMar>
               <w:top w:type="dxa" w:w="80"/>
               <w:left w:type="dxa" w:w="120"/>
@@ -1233,7 +1232,7 @@
               <w:bottom w:val="single" w:color="CCCCCC" w:sz="1"/>
               <w:right w:val="single" w:color="CCCCCC" w:sz="1"/>
             </w:tcBorders>
-            <w:shd w:fill="D5E8F0" w:val="clear"/>
+            <w:shd w:fill="D4D0C8" w:val="clear"/>
             <w:tcMar>
               <w:top w:type="dxa" w:w="80"/>
               <w:left w:type="dxa" w:w="120"/>
@@ -1297,7 +1296,7 @@
           <w:p>
             <w:r>
               <w:rPr>
-                <w:rFonts w:ascii="Arial" w:cs="Arial" w:eastAsia="Arial" w:hAnsi="Arial"/>
+                <w:rFonts w:ascii="Calibri" w:cs="Calibri" w:eastAsia="Calibri" w:hAnsi="Calibri"/>
               </w:rPr>
               <w:t xml:space="preserve">0.00</w:t>
             </w:r>
@@ -1322,7 +1321,7 @@
           <w:p>
             <w:r>
               <w:rPr>
-                <w:rFonts w:ascii="Arial" w:cs="Arial" w:eastAsia="Arial" w:hAnsi="Arial"/>
+                <w:rFonts w:ascii="Calibri" w:cs="Calibri" w:eastAsia="Calibri" w:hAnsi="Calibri"/>
               </w:rPr>
               <w:t xml:space="preserve">0=0.0</w:t>
             </w:r>
@@ -1374,7 +1373,7 @@
           <w:p>
             <w:r>
               <w:rPr>
-                <w:rFonts w:ascii="Arial" w:cs="Arial" w:eastAsia="Arial" w:hAnsi="Arial"/>
+                <w:rFonts w:ascii="Calibri" w:cs="Calibri" w:eastAsia="Calibri" w:hAnsi="Calibri"/>
               </w:rPr>
               <w:t xml:space="preserve">6.28</w:t>
             </w:r>
@@ -1399,7 +1398,7 @@
           <w:p>
             <w:r>
               <w:rPr>
-                <w:rFonts w:ascii="Arial" w:cs="Arial" w:eastAsia="Arial" w:hAnsi="Arial"/>
+                <w:rFonts w:ascii="Calibri" w:cs="Calibri" w:eastAsia="Calibri" w:hAnsi="Calibri"/>
               </w:rPr>
               <w:t xml:space="preserve">1=6.2</w:t>
             </w:r>
@@ -1451,7 +1450,7 @@
           <w:p>
             <w:r>
               <w:rPr>
-                <w:rFonts w:ascii="Arial" w:cs="Arial" w:eastAsia="Arial" w:hAnsi="Arial"/>
+                <w:rFonts w:ascii="Calibri" w:cs="Calibri" w:eastAsia="Calibri" w:hAnsi="Calibri"/>
               </w:rPr>
               <w:t xml:space="preserve">12.57</w:t>
             </w:r>
@@ -1476,7 +1475,7 @@
           <w:p>
             <w:r>
               <w:rPr>
-                <w:rFonts w:ascii="Arial" w:cs="Arial" w:eastAsia="Arial" w:hAnsi="Arial"/>
+                <w:rFonts w:ascii="Calibri" w:cs="Calibri" w:eastAsia="Calibri" w:hAnsi="Calibri"/>
               </w:rPr>
               <w:t xml:space="preserve">2=12.5</w:t>
             </w:r>
@@ -1528,7 +1527,7 @@
           <w:p>
             <w:r>
               <w:rPr>
-                <w:rFonts w:ascii="Arial" w:cs="Arial" w:eastAsia="Arial" w:hAnsi="Arial"/>
+                <w:rFonts w:ascii="Calibri" w:cs="Calibri" w:eastAsia="Calibri" w:hAnsi="Calibri"/>
               </w:rPr>
               <w:t xml:space="preserve">18.85</w:t>
             </w:r>
@@ -1553,7 +1552,7 @@
           <w:p>
             <w:r>
               <w:rPr>
-                <w:rFonts w:ascii="Arial" w:cs="Arial" w:eastAsia="Arial" w:hAnsi="Arial"/>
+                <w:rFonts w:ascii="Calibri" w:cs="Calibri" w:eastAsia="Calibri" w:hAnsi="Calibri"/>
               </w:rPr>
               <w:t xml:space="preserve">3=18.8</w:t>
             </w:r>
@@ -1605,7 +1604,7 @@
           <w:p>
             <w:r>
               <w:rPr>
-                <w:rFonts w:ascii="Arial" w:cs="Arial" w:eastAsia="Arial" w:hAnsi="Arial"/>
+                <w:rFonts w:ascii="Calibri" w:cs="Calibri" w:eastAsia="Calibri" w:hAnsi="Calibri"/>
               </w:rPr>
               <w:t xml:space="preserve">25.13</w:t>
             </w:r>
@@ -1630,7 +1629,7 @@
           <w:p>
             <w:r>
               <w:rPr>
-                <w:rFonts w:ascii="Arial" w:cs="Arial" w:eastAsia="Arial" w:hAnsi="Arial"/>
+                <w:rFonts w:ascii="Calibri" w:cs="Calibri" w:eastAsia="Calibri" w:hAnsi="Calibri"/>
               </w:rPr>
               <w:t xml:space="preserve">4=25.1</w:t>
             </w:r>
@@ -1682,7 +1681,7 @@
           <w:p>
             <w:r>
               <w:rPr>
-                <w:rFonts w:ascii="Arial" w:cs="Arial" w:eastAsia="Arial" w:hAnsi="Arial"/>
+                <w:rFonts w:ascii="Calibri" w:cs="Calibri" w:eastAsia="Calibri" w:hAnsi="Calibri"/>
               </w:rPr>
               <w:t xml:space="preserve">31.42</w:t>
             </w:r>
@@ -1707,7 +1706,7 @@
           <w:p>
             <w:r>
               <w:rPr>
-                <w:rFonts w:ascii="Arial" w:cs="Arial" w:eastAsia="Arial" w:hAnsi="Arial"/>
+                <w:rFonts w:ascii="Calibri" w:cs="Calibri" w:eastAsia="Calibri" w:hAnsi="Calibri"/>
               </w:rPr>
               <w:t xml:space="preserve">5=31.4</w:t>
             </w:r>
@@ -1759,7 +1758,7 @@
           <w:p>
             <w:r>
               <w:rPr>
-                <w:rFonts w:ascii="Arial" w:cs="Arial" w:eastAsia="Arial" w:hAnsi="Arial"/>
+                <w:rFonts w:ascii="Calibri" w:cs="Calibri" w:eastAsia="Calibri" w:hAnsi="Calibri"/>
               </w:rPr>
               <w:t xml:space="preserve">37.70</w:t>
             </w:r>
@@ -1784,7 +1783,7 @@
           <w:p>
             <w:r>
               <w:rPr>
-                <w:rFonts w:ascii="Arial" w:cs="Arial" w:eastAsia="Arial" w:hAnsi="Arial"/>
+                <w:rFonts w:ascii="Calibri" w:cs="Calibri" w:eastAsia="Calibri" w:hAnsi="Calibri"/>
               </w:rPr>
               <w:t xml:space="preserve">6=37.6</w:t>
             </w:r>
@@ -1836,7 +1835,7 @@
           <w:p>
             <w:r>
               <w:rPr>
-                <w:rFonts w:ascii="Arial" w:cs="Arial" w:eastAsia="Arial" w:hAnsi="Arial"/>
+                <w:rFonts w:ascii="Calibri" w:cs="Calibri" w:eastAsia="Calibri" w:hAnsi="Calibri"/>
               </w:rPr>
               <w:t xml:space="preserve">43.98</w:t>
             </w:r>
@@ -1861,7 +1860,7 @@
           <w:p>
             <w:r>
               <w:rPr>
-                <w:rFonts w:ascii="Arial" w:cs="Arial" w:eastAsia="Arial" w:hAnsi="Arial"/>
+                <w:rFonts w:ascii="Calibri" w:cs="Calibri" w:eastAsia="Calibri" w:hAnsi="Calibri"/>
               </w:rPr>
               <w:t xml:space="preserve">7=43.9</w:t>
             </w:r>
@@ -1913,7 +1912,7 @@
           <w:p>
             <w:r>
               <w:rPr>
-                <w:rFonts w:ascii="Arial" w:cs="Arial" w:eastAsia="Arial" w:hAnsi="Arial"/>
+                <w:rFonts w:ascii="Calibri" w:cs="Calibri" w:eastAsia="Calibri" w:hAnsi="Calibri"/>
               </w:rPr>
               <w:t xml:space="preserve">50.27</w:t>
             </w:r>
@@ -1938,7 +1937,7 @@
           <w:p>
             <w:r>
               <w:rPr>
-                <w:rFonts w:ascii="Arial" w:cs="Arial" w:eastAsia="Arial" w:hAnsi="Arial"/>
+                <w:rFonts w:ascii="Calibri" w:cs="Calibri" w:eastAsia="Calibri" w:hAnsi="Calibri"/>
               </w:rPr>
               <w:t xml:space="preserve">8=50.2</w:t>
             </w:r>
@@ -1990,7 +1989,7 @@
           <w:p>
             <w:r>
               <w:rPr>
-                <w:rFonts w:ascii="Arial" w:cs="Arial" w:eastAsia="Arial" w:hAnsi="Arial"/>
+                <w:rFonts w:ascii="Calibri" w:cs="Calibri" w:eastAsia="Calibri" w:hAnsi="Calibri"/>
               </w:rPr>
               <w:t xml:space="preserve">56.55</w:t>
             </w:r>
@@ -2015,7 +2014,7 @@
           <w:p>
             <w:r>
               <w:rPr>
-                <w:rFonts w:ascii="Arial" w:cs="Arial" w:eastAsia="Arial" w:hAnsi="Arial"/>
+                <w:rFonts w:ascii="Calibri" w:cs="Calibri" w:eastAsia="Calibri" w:hAnsi="Calibri"/>
               </w:rPr>
               <w:t xml:space="preserve">9=56.5</w:t>
             </w:r>
@@ -2120,7 +2119,7 @@
     </w:p>
     <w:p>
       <w:pPr>
-        <w:shd w:fill="F5F5F5" w:val="clear"/>
+        <w:shd w:fill="F0F0E8" w:val="clear"/>
         <w:spacing w:after="0" w:line="240"/>
       </w:pPr>
       <w:r>
@@ -2134,7 +2133,7 @@
     </w:p>
     <w:p>
       <w:pPr>
-        <w:shd w:fill="F5F5F5" w:val="clear"/>
+        <w:shd w:fill="F0F0E8" w:val="clear"/>
         <w:spacing w:after="0" w:line="240"/>
       </w:pPr>
       <w:r>
@@ -2148,7 +2147,7 @@
     </w:p>
     <w:p>
       <w:pPr>
-        <w:shd w:fill="F5F5F5" w:val="clear"/>
+        <w:shd w:fill="F0F0E8" w:val="clear"/>
         <w:spacing w:after="0" w:line="240"/>
       </w:pPr>
       <w:r>
@@ -2162,7 +2161,7 @@
     </w:p>
     <w:p>
       <w:pPr>
-        <w:shd w:fill="F5F5F5" w:val="clear"/>
+        <w:shd w:fill="F0F0E8" w:val="clear"/>
         <w:spacing w:after="0" w:line="240"/>
       </w:pPr>
       <w:r>
@@ -2176,7 +2175,7 @@
     </w:p>
     <w:p>
       <w:pPr>
-        <w:shd w:fill="F5F5F5" w:val="clear"/>
+        <w:shd w:fill="F0F0E8" w:val="clear"/>
         <w:spacing w:after="0" w:line="240"/>
       </w:pPr>
       <w:r>
@@ -2190,7 +2189,7 @@
     </w:p>
     <w:p>
       <w:pPr>
-        <w:shd w:fill="F5F5F5" w:val="clear"/>
+        <w:shd w:fill="F0F0E8" w:val="clear"/>
         <w:spacing w:after="0" w:line="240"/>
       </w:pPr>
       <w:r>
@@ -2204,7 +2203,7 @@
     </w:p>
     <w:p>
       <w:pPr>
-        <w:shd w:fill="F5F5F5" w:val="clear"/>
+        <w:shd w:fill="F0F0E8" w:val="clear"/>
         <w:spacing w:after="0" w:line="240"/>
       </w:pPr>
       <w:r>
@@ -2218,7 +2217,7 @@
     </w:p>
     <w:p>
       <w:pPr>
-        <w:shd w:fill="F5F5F5" w:val="clear"/>
+        <w:shd w:fill="F0F0E8" w:val="clear"/>
         <w:spacing w:after="0" w:line="240"/>
       </w:pPr>
       <w:r>
@@ -2232,7 +2231,7 @@
     </w:p>
     <w:p>
       <w:pPr>
-        <w:shd w:fill="F5F5F5" w:val="clear"/>
+        <w:shd w:fill="F0F0E8" w:val="clear"/>
         <w:spacing w:after="0" w:line="240"/>
       </w:pPr>
       <w:r>
@@ -2246,7 +2245,7 @@
     </w:p>
     <w:p>
       <w:pPr>
-        <w:shd w:fill="F5F5F5" w:val="clear"/>
+        <w:shd w:fill="F0F0E8" w:val="clear"/>
         <w:spacing w:after="0" w:line="240"/>
       </w:pPr>
       <w:r>
@@ -2260,7 +2259,7 @@
     </w:p>
     <w:p>
       <w:pPr>
-        <w:shd w:fill="F5F5F5" w:val="clear"/>
+        <w:shd w:fill="F0F0E8" w:val="clear"/>
         <w:spacing w:after="0" w:line="240"/>
       </w:pPr>
       <w:r>
@@ -2274,7 +2273,7 @@
     </w:p>
     <w:p>
       <w:pPr>
-        <w:shd w:fill="F5F5F5" w:val="clear"/>
+        <w:shd w:fill="F0F0E8" w:val="clear"/>
         <w:spacing w:after="0" w:line="240"/>
       </w:pPr>
       <w:r>
@@ -2288,7 +2287,7 @@
     </w:p>
     <w:p>
       <w:pPr>
-        <w:shd w:fill="F5F5F5" w:val="clear"/>
+        <w:shd w:fill="F0F0E8" w:val="clear"/>
         <w:spacing w:after="0" w:line="240"/>
       </w:pPr>
       <w:r>
@@ -2302,7 +2301,7 @@
     </w:p>
     <w:p>
       <w:pPr>
-        <w:shd w:fill="F5F5F5" w:val="clear"/>
+        <w:shd w:fill="F0F0E8" w:val="clear"/>
         <w:spacing w:after="0" w:line="240"/>
       </w:pPr>
       <w:r>
@@ -2316,7 +2315,7 @@
     </w:p>
     <w:p>
       <w:pPr>
-        <w:shd w:fill="F5F5F5" w:val="clear"/>
+        <w:shd w:fill="F0F0E8" w:val="clear"/>
         <w:spacing w:after="0" w:line="240"/>
       </w:pPr>
       <w:r>
@@ -2330,7 +2329,7 @@
     </w:p>
     <w:p>
       <w:pPr>
-        <w:shd w:fill="F5F5F5" w:val="clear"/>
+        <w:shd w:fill="F0F0E8" w:val="clear"/>
         <w:spacing w:after="0" w:line="240"/>
       </w:pPr>
       <w:r>
@@ -2344,7 +2343,7 @@
     </w:p>
     <w:p>
       <w:pPr>
-        <w:shd w:fill="F5F5F5" w:val="clear"/>
+        <w:shd w:fill="F0F0E8" w:val="clear"/>
         <w:spacing w:after="0" w:line="240"/>
       </w:pPr>
       <w:r>
@@ -2358,7 +2357,7 @@
     </w:p>
     <w:p>
       <w:pPr>
-        <w:shd w:fill="F5F5F5" w:val="clear"/>
+        <w:shd w:fill="F0F0E8" w:val="clear"/>
         <w:spacing w:after="0" w:line="240"/>
       </w:pPr>
       <w:r>
@@ -2372,7 +2371,7 @@
     </w:p>
     <w:p>
       <w:pPr>
-        <w:shd w:fill="F5F5F5" w:val="clear"/>
+        <w:shd w:fill="F0F0E8" w:val="clear"/>
         <w:spacing w:after="0" w:line="240"/>
       </w:pPr>
       <w:r>
@@ -2386,7 +2385,7 @@
     </w:p>
     <w:p>
       <w:pPr>
-        <w:shd w:fill="F5F5F5" w:val="clear"/>
+        <w:shd w:fill="F0F0E8" w:val="clear"/>
         <w:spacing w:after="0" w:line="240"/>
       </w:pPr>
       <w:r>
@@ -2400,7 +2399,7 @@
     </w:p>
     <w:p>
       <w:pPr>
-        <w:shd w:fill="F5F5F5" w:val="clear"/>
+        <w:shd w:fill="F0F0E8" w:val="clear"/>
         <w:spacing w:after="0" w:line="240"/>
       </w:pPr>
       <w:r>
@@ -2414,7 +2413,7 @@
     </w:p>
     <w:p>
       <w:pPr>
-        <w:shd w:fill="F5F5F5" w:val="clear"/>
+        <w:shd w:fill="F0F0E8" w:val="clear"/>
         <w:spacing w:after="0" w:line="240"/>
       </w:pPr>
       <w:r>
@@ -2428,7 +2427,7 @@
     </w:p>
     <w:p>
       <w:pPr>
-        <w:shd w:fill="F5F5F5" w:val="clear"/>
+        <w:shd w:fill="F0F0E8" w:val="clear"/>
         <w:spacing w:after="0" w:line="240"/>
       </w:pPr>
       <w:r>
@@ -2442,7 +2441,7 @@
     </w:p>
     <w:p>
       <w:pPr>
-        <w:shd w:fill="F5F5F5" w:val="clear"/>
+        <w:shd w:fill="F0F0E8" w:val="clear"/>
         <w:spacing w:after="0" w:line="240"/>
       </w:pPr>
       <w:r>
@@ -2456,7 +2455,7 @@
     </w:p>
     <w:p>
       <w:pPr>
-        <w:shd w:fill="F5F5F5" w:val="clear"/>
+        <w:shd w:fill="F0F0E8" w:val="clear"/>
         <w:spacing w:after="0" w:line="240"/>
       </w:pPr>
       <w:r>
@@ -2470,7 +2469,7 @@
     </w:p>
     <w:p>
       <w:pPr>
-        <w:shd w:fill="F5F5F5" w:val="clear"/>
+        <w:shd w:fill="F0F0E8" w:val="clear"/>
         <w:spacing w:after="0" w:line="240"/>
       </w:pPr>
       <w:r>
@@ -2484,7 +2483,7 @@
     </w:p>
     <w:p>
       <w:pPr>
-        <w:shd w:fill="F5F5F5" w:val="clear"/>
+        <w:shd w:fill="F0F0E8" w:val="clear"/>
         <w:spacing w:after="0" w:line="240"/>
       </w:pPr>
       <w:r>
@@ -2498,7 +2497,7 @@
     </w:p>
     <w:p>
       <w:pPr>
-        <w:shd w:fill="F5F5F5" w:val="clear"/>
+        <w:shd w:fill="F0F0E8" w:val="clear"/>
         <w:spacing w:after="0" w:line="240"/>
       </w:pPr>
       <w:r>
@@ -2512,7 +2511,7 @@
     </w:p>
     <w:p>
       <w:pPr>
-        <w:shd w:fill="F5F5F5" w:val="clear"/>
+        <w:shd w:fill="F0F0E8" w:val="clear"/>
         <w:spacing w:after="0" w:line="240"/>
       </w:pPr>
       <w:r>
@@ -2526,7 +2525,7 @@
     </w:p>
     <w:p>
       <w:pPr>
-        <w:shd w:fill="F5F5F5" w:val="clear"/>
+        <w:shd w:fill="F0F0E8" w:val="clear"/>
         <w:spacing w:after="0" w:line="240"/>
       </w:pPr>
       <w:r>
@@ -2540,7 +2539,7 @@
     </w:p>
     <w:p>
       <w:pPr>
-        <w:shd w:fill="F5F5F5" w:val="clear"/>
+        <w:shd w:fill="F0F0E8" w:val="clear"/>
         <w:spacing w:after="0" w:line="240"/>
       </w:pPr>
       <w:r>
@@ -2554,7 +2553,7 @@
     </w:p>
     <w:p>
       <w:pPr>
-        <w:shd w:fill="F5F5F5" w:val="clear"/>
+        <w:shd w:fill="F0F0E8" w:val="clear"/>
         <w:spacing w:after="0" w:line="240"/>
       </w:pPr>
       <w:r>
@@ -2568,7 +2567,7 @@
     </w:p>
     <w:p>
       <w:pPr>
-        <w:shd w:fill="F5F5F5" w:val="clear"/>
+        <w:shd w:fill="F0F0E8" w:val="clear"/>
         <w:spacing w:after="0" w:line="240"/>
       </w:pPr>
       <w:r>
@@ -2582,7 +2581,7 @@
     </w:p>
     <w:p>
       <w:pPr>
-        <w:shd w:fill="F5F5F5" w:val="clear"/>
+        <w:shd w:fill="F0F0E8" w:val="clear"/>
         <w:spacing w:after="0" w:line="240"/>
       </w:pPr>
       <w:r>
@@ -2596,7 +2595,7 @@
     </w:p>
     <w:p>
       <w:pPr>
-        <w:shd w:fill="F5F5F5" w:val="clear"/>
+        <w:shd w:fill="F0F0E8" w:val="clear"/>
         <w:spacing w:after="0" w:line="240"/>
       </w:pPr>
       <w:r>
@@ -2610,7 +2609,7 @@
     </w:p>
     <w:p>
       <w:pPr>
-        <w:shd w:fill="F5F5F5" w:val="clear"/>
+        <w:shd w:fill="F0F0E8" w:val="clear"/>
         <w:spacing w:after="0" w:line="240"/>
       </w:pPr>
       <w:r>
@@ -2624,7 +2623,7 @@
     </w:p>
     <w:p>
       <w:pPr>
-        <w:shd w:fill="F5F5F5" w:val="clear"/>
+        <w:shd w:fill="F0F0E8" w:val="clear"/>
         <w:spacing w:after="0" w:line="240"/>
       </w:pPr>
       <w:r>
@@ -2638,7 +2637,7 @@
     </w:p>
     <w:p>
       <w:pPr>
-        <w:shd w:fill="F5F5F5" w:val="clear"/>
+        <w:shd w:fill="F0F0E8" w:val="clear"/>
         <w:spacing w:after="0" w:line="240"/>
       </w:pPr>
       <w:r>
@@ -2652,7 +2651,7 @@
     </w:p>
     <w:p>
       <w:pPr>
-        <w:shd w:fill="F5F5F5" w:val="clear"/>
+        <w:shd w:fill="F0F0E8" w:val="clear"/>
         <w:spacing w:after="0" w:line="240"/>
       </w:pPr>
       <w:r>
@@ -2666,7 +2665,7 @@
     </w:p>
     <w:p>
       <w:pPr>
-        <w:shd w:fill="F5F5F5" w:val="clear"/>
+        <w:shd w:fill="F0F0E8" w:val="clear"/>
         <w:spacing w:after="0" w:line="240"/>
       </w:pPr>
       <w:r>
@@ -2680,7 +2679,7 @@
     </w:p>
     <w:p>
       <w:pPr>
-        <w:shd w:fill="F5F5F5" w:val="clear"/>
+        <w:shd w:fill="F0F0E8" w:val="clear"/>
         <w:spacing w:after="0" w:line="240"/>
       </w:pPr>
       <w:r>
@@ -2694,7 +2693,7 @@
     </w:p>
     <w:p>
       <w:pPr>
-        <w:shd w:fill="F5F5F5" w:val="clear"/>
+        <w:shd w:fill="F0F0E8" w:val="clear"/>
         <w:spacing w:after="0" w:line="240"/>
       </w:pPr>
       <w:r>
@@ -2708,7 +2707,7 @@
     </w:p>
     <w:p>
       <w:pPr>
-        <w:shd w:fill="F5F5F5" w:val="clear"/>
+        <w:shd w:fill="F0F0E8" w:val="clear"/>
         <w:spacing w:after="0" w:line="240"/>
       </w:pPr>
       <w:r>
@@ -2722,7 +2721,7 @@
     </w:p>
     <w:p>
       <w:pPr>
-        <w:shd w:fill="F5F5F5" w:val="clear"/>
+        <w:shd w:fill="F0F0E8" w:val="clear"/>
         <w:spacing w:after="0" w:line="240"/>
       </w:pPr>
       <w:r>
@@ -2736,7 +2735,7 @@
     </w:p>
     <w:p>
       <w:pPr>
-        <w:shd w:fill="F5F5F5" w:val="clear"/>
+        <w:shd w:fill="F0F0E8" w:val="clear"/>
         <w:spacing w:after="0" w:line="240"/>
       </w:pPr>
       <w:r>
@@ -2750,7 +2749,7 @@
     </w:p>
     <w:p>
       <w:pPr>
-        <w:shd w:fill="F5F5F5" w:val="clear"/>
+        <w:shd w:fill="F0F0E8" w:val="clear"/>
         <w:spacing w:after="0" w:line="240"/>
       </w:pPr>
       <w:r>
@@ -2764,7 +2763,7 @@
     </w:p>
     <w:p>
       <w:pPr>
-        <w:shd w:fill="F5F5F5" w:val="clear"/>
+        <w:shd w:fill="F0F0E8" w:val="clear"/>
         <w:spacing w:after="0" w:line="240"/>
       </w:pPr>
       <w:r>
@@ -2778,7 +2777,7 @@
     </w:p>
     <w:p>
       <w:pPr>
-        <w:shd w:fill="F5F5F5" w:val="clear"/>
+        <w:shd w:fill="F0F0E8" w:val="clear"/>
         <w:spacing w:after="0" w:line="240"/>
       </w:pPr>
       <w:r>
@@ -2792,7 +2791,7 @@
     </w:p>
     <w:p>
       <w:pPr>
-        <w:shd w:fill="F5F5F5" w:val="clear"/>
+        <w:shd w:fill="F0F0E8" w:val="clear"/>
         <w:spacing w:after="0" w:line="240"/>
       </w:pPr>
       <w:r>
@@ -2806,7 +2805,7 @@
     </w:p>
     <w:p>
       <w:pPr>
-        <w:shd w:fill="F5F5F5" w:val="clear"/>
+        <w:shd w:fill="F0F0E8" w:val="clear"/>
         <w:spacing w:after="0" w:line="240"/>
       </w:pPr>
       <w:r>
@@ -2820,7 +2819,7 @@
     </w:p>
     <w:p>
       <w:pPr>
-        <w:shd w:fill="F5F5F5" w:val="clear"/>
+        <w:shd w:fill="F0F0E8" w:val="clear"/>
         <w:spacing w:after="0" w:line="240"/>
       </w:pPr>
       <w:r>
@@ -2834,7 +2833,7 @@
     </w:p>
     <w:p>
       <w:pPr>
-        <w:shd w:fill="F5F5F5" w:val="clear"/>
+        <w:shd w:fill="F0F0E8" w:val="clear"/>
         <w:spacing w:after="0" w:line="240"/>
       </w:pPr>
       <w:r>
@@ -2848,7 +2847,7 @@
     </w:p>
     <w:p>
       <w:pPr>
-        <w:shd w:fill="F5F5F5" w:val="clear"/>
+        <w:shd w:fill="F0F0E8" w:val="clear"/>
         <w:spacing w:after="0" w:line="240"/>
       </w:pPr>
       <w:r>
@@ -2862,7 +2861,7 @@
     </w:p>
     <w:p>
       <w:pPr>
-        <w:shd w:fill="F5F5F5" w:val="clear"/>
+        <w:shd w:fill="F0F0E8" w:val="clear"/>
         <w:spacing w:after="0" w:line="240"/>
       </w:pPr>
       <w:r>
@@ -2876,7 +2875,7 @@
     </w:p>
     <w:p>
       <w:pPr>
-        <w:shd w:fill="F5F5F5" w:val="clear"/>
+        <w:shd w:fill="F0F0E8" w:val="clear"/>
         <w:spacing w:after="0" w:line="240"/>
       </w:pPr>
       <w:r>
@@ -2890,7 +2889,7 @@
     </w:p>
     <w:p>
       <w:pPr>
-        <w:shd w:fill="F5F5F5" w:val="clear"/>
+        <w:shd w:fill="F0F0E8" w:val="clear"/>
         <w:spacing w:after="0" w:line="240"/>
       </w:pPr>
       <w:r>
@@ -2904,7 +2903,7 @@
     </w:p>
     <w:p>
       <w:pPr>
-        <w:shd w:fill="F5F5F5" w:val="clear"/>
+        <w:shd w:fill="F0F0E8" w:val="clear"/>
         <w:spacing w:after="0" w:line="240"/>
       </w:pPr>
       <w:r>
@@ -2918,7 +2917,7 @@
     </w:p>
     <w:p>
       <w:pPr>
-        <w:shd w:fill="F5F5F5" w:val="clear"/>
+        <w:shd w:fill="F0F0E8" w:val="clear"/>
         <w:spacing w:after="0" w:line="240"/>
       </w:pPr>
       <w:r>
@@ -2932,7 +2931,7 @@
     </w:p>
     <w:p>
       <w:pPr>
-        <w:shd w:fill="F5F5F5" w:val="clear"/>
+        <w:shd w:fill="F0F0E8" w:val="clear"/>
         <w:spacing w:after="0" w:line="240"/>
       </w:pPr>
       <w:r>
@@ -2946,7 +2945,7 @@
     </w:p>
     <w:p>
       <w:pPr>
-        <w:shd w:fill="F5F5F5" w:val="clear"/>
+        <w:shd w:fill="F0F0E8" w:val="clear"/>
         <w:spacing w:after="0" w:line="240"/>
       </w:pPr>
       <w:r>
@@ -2960,7 +2959,7 @@
     </w:p>
     <w:p>
       <w:pPr>
-        <w:shd w:fill="F5F5F5" w:val="clear"/>
+        <w:shd w:fill="F0F0E8" w:val="clear"/>
         <w:spacing w:after="0" w:line="240"/>
       </w:pPr>
       <w:r>
@@ -2974,7 +2973,7 @@
     </w:p>
     <w:p>
       <w:pPr>
-        <w:shd w:fill="F5F5F5" w:val="clear"/>
+        <w:shd w:fill="F0F0E8" w:val="clear"/>
         <w:spacing w:after="0" w:line="240"/>
       </w:pPr>
       <w:r>
@@ -2988,7 +2987,7 @@
     </w:p>
     <w:p>
       <w:pPr>
-        <w:shd w:fill="F5F5F5" w:val="clear"/>
+        <w:shd w:fill="F0F0E8" w:val="clear"/>
         <w:spacing w:after="0" w:line="240"/>
       </w:pPr>
       <w:r>
@@ -3002,7 +3001,7 @@
     </w:p>
     <w:p>
       <w:pPr>
-        <w:shd w:fill="F5F5F5" w:val="clear"/>
+        <w:shd w:fill="F0F0E8" w:val="clear"/>
         <w:spacing w:after="0" w:line="240"/>
       </w:pPr>
       <w:r>
@@ -3016,7 +3015,7 @@
     </w:p>
     <w:p>
       <w:pPr>
-        <w:shd w:fill="F5F5F5" w:val="clear"/>
+        <w:shd w:fill="F0F0E8" w:val="clear"/>
         <w:spacing w:after="0" w:line="240"/>
       </w:pPr>
       <w:r>
@@ -3030,7 +3029,7 @@
     </w:p>
     <w:p>
       <w:pPr>
-        <w:shd w:fill="F5F5F5" w:val="clear"/>
+        <w:shd w:fill="F0F0E8" w:val="clear"/>
         <w:spacing w:after="0" w:line="240"/>
       </w:pPr>
       <w:r>
@@ -3044,7 +3043,7 @@
     </w:p>
     <w:p>
       <w:pPr>
-        <w:shd w:fill="F5F5F5" w:val="clear"/>
+        <w:shd w:fill="F0F0E8" w:val="clear"/>
         <w:spacing w:after="0" w:line="240"/>
       </w:pPr>
       <w:r>
@@ -3058,7 +3057,7 @@
     </w:p>
     <w:p>
       <w:pPr>
-        <w:shd w:fill="F5F5F5" w:val="clear"/>
+        <w:shd w:fill="F0F0E8" w:val="clear"/>
         <w:spacing w:after="0" w:line="240"/>
       </w:pPr>
       <w:r>
@@ -3072,7 +3071,7 @@
     </w:p>
     <w:p>
       <w:pPr>
-        <w:shd w:fill="F5F5F5" w:val="clear"/>
+        <w:shd w:fill="F0F0E8" w:val="clear"/>
         <w:spacing w:after="0" w:line="240"/>
       </w:pPr>
       <w:r>
@@ -3086,7 +3085,7 @@
     </w:p>
     <w:p>
       <w:pPr>
-        <w:shd w:fill="F5F5F5" w:val="clear"/>
+        <w:shd w:fill="F0F0E8" w:val="clear"/>
         <w:spacing w:after="0" w:line="240"/>
       </w:pPr>
       <w:r>
@@ -3100,7 +3099,7 @@
     </w:p>
     <w:p>
       <w:pPr>
-        <w:shd w:fill="F5F5F5" w:val="clear"/>
+        <w:shd w:fill="F0F0E8" w:val="clear"/>
         <w:spacing w:after="0" w:line="240"/>
       </w:pPr>
       <w:r>
@@ -3114,7 +3113,7 @@
     </w:p>
     <w:p>
       <w:pPr>
-        <w:shd w:fill="F5F5F5" w:val="clear"/>
+        <w:shd w:fill="F0F0E8" w:val="clear"/>
         <w:spacing w:after="0" w:line="240"/>
       </w:pPr>
       <w:r>
@@ -3128,7 +3127,7 @@
     </w:p>
     <w:p>
       <w:pPr>
-        <w:shd w:fill="F5F5F5" w:val="clear"/>
+        <w:shd w:fill="F0F0E8" w:val="clear"/>
         <w:spacing w:after="0" w:line="240"/>
       </w:pPr>
       <w:r>
@@ -3142,7 +3141,7 @@
     </w:p>
     <w:p>
       <w:pPr>
-        <w:shd w:fill="F5F5F5" w:val="clear"/>
+        <w:shd w:fill="F0F0E8" w:val="clear"/>
         <w:spacing w:after="0" w:line="240"/>
       </w:pPr>
       <w:r>
@@ -3156,7 +3155,7 @@
     </w:p>
     <w:p>
       <w:pPr>
-        <w:shd w:fill="F5F5F5" w:val="clear"/>
+        <w:shd w:fill="F0F0E8" w:val="clear"/>
         <w:spacing w:after="0" w:line="240"/>
       </w:pPr>
       <w:r>
@@ -3170,7 +3169,7 @@
     </w:p>
     <w:p>
       <w:pPr>
-        <w:shd w:fill="F5F5F5" w:val="clear"/>
+        <w:shd w:fill="F0F0E8" w:val="clear"/>
         <w:spacing w:after="0" w:line="240"/>
       </w:pPr>
       <w:r>
@@ -3184,7 +3183,7 @@
     </w:p>
     <w:p>
       <w:pPr>
-        <w:shd w:fill="F5F5F5" w:val="clear"/>
+        <w:shd w:fill="F0F0E8" w:val="clear"/>
         <w:spacing w:after="0" w:line="240"/>
       </w:pPr>
       <w:r>
@@ -3198,7 +3197,7 @@
     </w:p>
     <w:p>
       <w:pPr>
-        <w:shd w:fill="F5F5F5" w:val="clear"/>
+        <w:shd w:fill="F0F0E8" w:val="clear"/>
         <w:spacing w:after="0" w:line="240"/>
       </w:pPr>
       <w:r>
@@ -3212,7 +3211,7 @@
     </w:p>
     <w:p>
       <w:pPr>
-        <w:shd w:fill="F5F5F5" w:val="clear"/>
+        <w:shd w:fill="F0F0E8" w:val="clear"/>
         <w:spacing w:after="0" w:line="240"/>
       </w:pPr>
       <w:r>
@@ -3226,7 +3225,7 @@
     </w:p>
     <w:p>
       <w:pPr>
-        <w:shd w:fill="F5F5F5" w:val="clear"/>
+        <w:shd w:fill="F0F0E8" w:val="clear"/>
         <w:spacing w:after="0" w:line="240"/>
       </w:pPr>
       <w:r>
@@ -3240,7 +3239,7 @@
     </w:p>
     <w:p>
       <w:pPr>
-        <w:shd w:fill="F5F5F5" w:val="clear"/>
+        <w:shd w:fill="F0F0E8" w:val="clear"/>
         <w:spacing w:after="0" w:line="240"/>
       </w:pPr>
       <w:r>
@@ -3254,7 +3253,7 @@
     </w:p>
     <w:p>
       <w:pPr>
-        <w:shd w:fill="F5F5F5" w:val="clear"/>
+        <w:shd w:fill="F0F0E8" w:val="clear"/>
         <w:spacing w:after="0" w:line="240"/>
       </w:pPr>
       <w:r>
@@ -3268,7 +3267,7 @@
     </w:p>
     <w:p>
       <w:pPr>
-        <w:shd w:fill="F5F5F5" w:val="clear"/>
+        <w:shd w:fill="F0F0E8" w:val="clear"/>
         <w:spacing w:after="0" w:line="240"/>
       </w:pPr>
       <w:r>
@@ -3282,7 +3281,7 @@
     </w:p>
     <w:p>
       <w:pPr>
-        <w:shd w:fill="F5F5F5" w:val="clear"/>
+        <w:shd w:fill="F0F0E8" w:val="clear"/>
         <w:spacing w:after="0" w:line="240"/>
       </w:pPr>
       <w:r>
@@ -3296,7 +3295,7 @@
     </w:p>
     <w:p>
       <w:pPr>
-        <w:shd w:fill="F5F5F5" w:val="clear"/>
+        <w:shd w:fill="F0F0E8" w:val="clear"/>
         <w:spacing w:after="0" w:line="240"/>
       </w:pPr>
       <w:r>
@@ -3310,7 +3309,7 @@
     </w:p>
     <w:p>
       <w:pPr>
-        <w:shd w:fill="F5F5F5" w:val="clear"/>
+        <w:shd w:fill="F0F0E8" w:val="clear"/>
         <w:spacing w:after="0" w:line="240"/>
       </w:pPr>
       <w:r>
@@ -3324,7 +3323,7 @@
     </w:p>
     <w:p>
       <w:pPr>
-        <w:shd w:fill="F5F5F5" w:val="clear"/>
+        <w:shd w:fill="F0F0E8" w:val="clear"/>
         <w:spacing w:after="0" w:line="240"/>
       </w:pPr>
       <w:r>
@@ -3338,7 +3337,7 @@
     </w:p>
     <w:p>
       <w:pPr>
-        <w:shd w:fill="F5F5F5" w:val="clear"/>
+        <w:shd w:fill="F0F0E8" w:val="clear"/>
         <w:spacing w:after="0" w:line="240"/>
       </w:pPr>
       <w:r>
@@ -3352,7 +3351,7 @@
     </w:p>
     <w:p>
       <w:pPr>
-        <w:shd w:fill="F5F5F5" w:val="clear"/>
+        <w:shd w:fill="F0F0E8" w:val="clear"/>
         <w:spacing w:after="0" w:line="240"/>
       </w:pPr>
       <w:r>
@@ -3366,7 +3365,7 @@
     </w:p>
     <w:p>
       <w:pPr>
-        <w:shd w:fill="F5F5F5" w:val="clear"/>
+        <w:shd w:fill="F0F0E8" w:val="clear"/>
         <w:spacing w:after="0" w:line="240"/>
       </w:pPr>
       <w:r>
@@ -3380,7 +3379,7 @@
     </w:p>
     <w:p>
       <w:pPr>
-        <w:shd w:fill="F5F5F5" w:val="clear"/>
+        <w:shd w:fill="F0F0E8" w:val="clear"/>
         <w:spacing w:after="0" w:line="240"/>
       </w:pPr>
       <w:r>
@@ -3394,7 +3393,7 @@
     </w:p>
     <w:p>
       <w:pPr>
-        <w:shd w:fill="F5F5F5" w:val="clear"/>
+        <w:shd w:fill="F0F0E8" w:val="clear"/>
         <w:spacing w:after="0" w:line="240"/>
       </w:pPr>
       <w:r>
@@ -3408,7 +3407,7 @@
     </w:p>
     <w:p>
       <w:pPr>
-        <w:shd w:fill="F5F5F5" w:val="clear"/>
+        <w:shd w:fill="F0F0E8" w:val="clear"/>
         <w:spacing w:after="0" w:line="240"/>
       </w:pPr>
       <w:r>
@@ -3422,7 +3421,7 @@
     </w:p>
     <w:p>
       <w:pPr>
-        <w:shd w:fill="F5F5F5" w:val="clear"/>
+        <w:shd w:fill="F0F0E8" w:val="clear"/>
         <w:spacing w:after="0" w:line="240"/>
       </w:pPr>
       <w:r>
@@ -3436,7 +3435,7 @@
     </w:p>
     <w:p>
       <w:pPr>
-        <w:shd w:fill="F5F5F5" w:val="clear"/>
+        <w:shd w:fill="F0F0E8" w:val="clear"/>
         <w:spacing w:after="0" w:line="240"/>
       </w:pPr>
       <w:r>
@@ -3450,7 +3449,7 @@
     </w:p>
     <w:p>
       <w:pPr>
-        <w:shd w:fill="F5F5F5" w:val="clear"/>
+        <w:shd w:fill="F0F0E8" w:val="clear"/>
         <w:spacing w:after="0" w:line="240"/>
       </w:pPr>
       <w:r>
@@ -3464,7 +3463,7 @@
     </w:p>
     <w:p>
       <w:pPr>
-        <w:shd w:fill="F5F5F5" w:val="clear"/>
+        <w:shd w:fill="F0F0E8" w:val="clear"/>
         <w:spacing w:after="0" w:line="240"/>
       </w:pPr>
       <w:r>
@@ -3478,7 +3477,7 @@
     </w:p>
     <w:p>
       <w:pPr>
-        <w:shd w:fill="F5F5F5" w:val="clear"/>
+        <w:shd w:fill="F0F0E8" w:val="clear"/>
         <w:spacing w:after="0" w:line="240"/>
       </w:pPr>
       <w:r>
@@ -3492,7 +3491,7 @@
     </w:p>
     <w:p>
       <w:pPr>
-        <w:shd w:fill="F5F5F5" w:val="clear"/>
+        <w:shd w:fill="F0F0E8" w:val="clear"/>
         <w:spacing w:after="0" w:line="240"/>
       </w:pPr>
       <w:r>
@@ -3506,7 +3505,7 @@
     </w:p>
     <w:p>
       <w:pPr>
-        <w:shd w:fill="F5F5F5" w:val="clear"/>
+        <w:shd w:fill="F0F0E8" w:val="clear"/>
         <w:spacing w:after="0" w:line="240"/>
       </w:pPr>
       <w:r>
@@ -3520,7 +3519,7 @@
     </w:p>
     <w:p>
       <w:pPr>
-        <w:shd w:fill="F5F5F5" w:val="clear"/>
+        <w:shd w:fill="F0F0E8" w:val="clear"/>
         <w:spacing w:after="0" w:line="240"/>
       </w:pPr>
       <w:r>
@@ -3534,7 +3533,7 @@
     </w:p>
     <w:p>
       <w:pPr>
-        <w:shd w:fill="F5F5F5" w:val="clear"/>
+        <w:shd w:fill="F0F0E8" w:val="clear"/>
         <w:spacing w:after="0" w:line="240"/>
       </w:pPr>
       <w:r>
@@ -3548,7 +3547,7 @@
     </w:p>
     <w:p>
       <w:pPr>
-        <w:shd w:fill="F5F5F5" w:val="clear"/>
+        <w:shd w:fill="F0F0E8" w:val="clear"/>
         <w:spacing w:after="0" w:line="240"/>
       </w:pPr>
       <w:r>
@@ -3562,7 +3561,7 @@
     </w:p>
     <w:p>
       <w:pPr>
-        <w:shd w:fill="F5F5F5" w:val="clear"/>
+        <w:shd w:fill="F0F0E8" w:val="clear"/>
         <w:spacing w:after="0" w:line="240"/>
       </w:pPr>
       <w:r>
@@ -3576,7 +3575,7 @@
     </w:p>
     <w:p>
       <w:pPr>
-        <w:shd w:fill="F5F5F5" w:val="clear"/>
+        <w:shd w:fill="F0F0E8" w:val="clear"/>
         <w:spacing w:after="0" w:line="240"/>
       </w:pPr>
       <w:r>
@@ -3590,7 +3589,7 @@
     </w:p>
     <w:p>
       <w:pPr>
-        <w:shd w:fill="F5F5F5" w:val="clear"/>
+        <w:shd w:fill="F0F0E8" w:val="clear"/>
         <w:spacing w:after="0" w:line="240"/>
       </w:pPr>
       <w:r>
@@ -3604,7 +3603,7 @@
     </w:p>
     <w:p>
       <w:pPr>
-        <w:shd w:fill="F5F5F5" w:val="clear"/>
+        <w:shd w:fill="F0F0E8" w:val="clear"/>
         <w:spacing w:after="0" w:line="240"/>
       </w:pPr>
       <w:r>
@@ -3618,7 +3617,7 @@
     </w:p>
     <w:p>
       <w:pPr>
-        <w:shd w:fill="F5F5F5" w:val="clear"/>
+        <w:shd w:fill="F0F0E8" w:val="clear"/>
         <w:spacing w:after="0" w:line="240"/>
       </w:pPr>
       <w:r>
@@ -3632,7 +3631,7 @@
     </w:p>
     <w:p>
       <w:pPr>
-        <w:shd w:fill="F5F5F5" w:val="clear"/>
+        <w:shd w:fill="F0F0E8" w:val="clear"/>
         <w:spacing w:after="0" w:line="240"/>
       </w:pPr>
       <w:r>
@@ -3646,7 +3645,7 @@
     </w:p>
     <w:p>
       <w:pPr>
-        <w:shd w:fill="F5F5F5" w:val="clear"/>
+        <w:shd w:fill="F0F0E8" w:val="clear"/>
         <w:spacing w:after="0" w:line="240"/>
       </w:pPr>
       <w:r>
@@ -3660,7 +3659,7 @@
     </w:p>
     <w:p>
       <w:pPr>
-        <w:shd w:fill="F5F5F5" w:val="clear"/>
+        <w:shd w:fill="F0F0E8" w:val="clear"/>
         <w:spacing w:after="0" w:line="240"/>
       </w:pPr>
       <w:r>
@@ -3674,7 +3673,7 @@
     </w:p>
     <w:p>
       <w:pPr>
-        <w:shd w:fill="F5F5F5" w:val="clear"/>
+        <w:shd w:fill="F0F0E8" w:val="clear"/>
         <w:spacing w:after="0" w:line="240"/>
       </w:pPr>
       <w:r>
@@ -3688,7 +3687,7 @@
     </w:p>
     <w:p>
       <w:pPr>
-        <w:shd w:fill="F5F5F5" w:val="clear"/>
+        <w:shd w:fill="F0F0E8" w:val="clear"/>
         <w:spacing w:after="0" w:line="240"/>
       </w:pPr>
       <w:r>
@@ -3702,7 +3701,7 @@
     </w:p>
     <w:p>
       <w:pPr>
-        <w:shd w:fill="F5F5F5" w:val="clear"/>
+        <w:shd w:fill="F0F0E8" w:val="clear"/>
         <w:spacing w:after="0" w:line="240"/>
       </w:pPr>
       <w:r>
@@ -3716,7 +3715,7 @@
     </w:p>
     <w:p>
       <w:pPr>
-        <w:shd w:fill="F5F5F5" w:val="clear"/>
+        <w:shd w:fill="F0F0E8" w:val="clear"/>
         <w:spacing w:after="0" w:line="240"/>
       </w:pPr>
       <w:r>
@@ -3730,7 +3729,7 @@
     </w:p>
     <w:p>
       <w:pPr>
-        <w:shd w:fill="F5F5F5" w:val="clear"/>
+        <w:shd w:fill="F0F0E8" w:val="clear"/>
         <w:spacing w:after="0" w:line="240"/>
       </w:pPr>
       <w:r>
@@ -3744,7 +3743,7 @@
     </w:p>
     <w:p>
       <w:pPr>
-        <w:shd w:fill="F5F5F5" w:val="clear"/>
+        <w:shd w:fill="F0F0E8" w:val="clear"/>
         <w:spacing w:after="0" w:line="240"/>
       </w:pPr>
       <w:r>
@@ -3758,7 +3757,7 @@
     </w:p>
     <w:p>
       <w:pPr>
-        <w:shd w:fill="F5F5F5" w:val="clear"/>
+        <w:shd w:fill="F0F0E8" w:val="clear"/>
         <w:spacing w:after="0" w:line="240"/>
       </w:pPr>
       <w:r>
@@ -3772,7 +3771,7 @@
     </w:p>
     <w:p>
       <w:pPr>
-        <w:shd w:fill="F5F5F5" w:val="clear"/>
+        <w:shd w:fill="F0F0E8" w:val="clear"/>
         <w:spacing w:after="0" w:line="240"/>
       </w:pPr>
       <w:r>
@@ -3786,7 +3785,7 @@
     </w:p>
     <w:p>
       <w:pPr>
-        <w:shd w:fill="F5F5F5" w:val="clear"/>
+        <w:shd w:fill="F0F0E8" w:val="clear"/>
         <w:spacing w:after="0" w:line="240"/>
       </w:pPr>
       <w:r>
@@ -3800,7 +3799,7 @@
     </w:p>
     <w:p>
       <w:pPr>
-        <w:shd w:fill="F5F5F5" w:val="clear"/>
+        <w:shd w:fill="F0F0E8" w:val="clear"/>
         <w:spacing w:after="0" w:line="240"/>
       </w:pPr>
       <w:r>
@@ -3814,7 +3813,7 @@
     </w:p>
     <w:p>
       <w:pPr>
-        <w:shd w:fill="F5F5F5" w:val="clear"/>
+        <w:shd w:fill="F0F0E8" w:val="clear"/>
         <w:spacing w:after="0" w:line="240"/>
       </w:pPr>
       <w:r>
@@ -3828,7 +3827,7 @@
     </w:p>
     <w:p>
       <w:pPr>
-        <w:shd w:fill="F5F5F5" w:val="clear"/>
+        <w:shd w:fill="F0F0E8" w:val="clear"/>
         <w:spacing w:after="0" w:line="240"/>
       </w:pPr>
       <w:r>
@@ -3842,7 +3841,7 @@
     </w:p>
     <w:p>
       <w:pPr>
-        <w:shd w:fill="F5F5F5" w:val="clear"/>
+        <w:shd w:fill="F0F0E8" w:val="clear"/>
         <w:spacing w:after="0" w:line="240"/>
       </w:pPr>
       <w:r>
@@ -3856,7 +3855,7 @@
     </w:p>
     <w:p>
       <w:pPr>
-        <w:shd w:fill="F5F5F5" w:val="clear"/>
+        <w:shd w:fill="F0F0E8" w:val="clear"/>
         <w:spacing w:after="0" w:line="240"/>
       </w:pPr>
       <w:r>
@@ -3870,7 +3869,7 @@
     </w:p>
     <w:p>
       <w:pPr>
-        <w:shd w:fill="F5F5F5" w:val="clear"/>
+        <w:shd w:fill="F0F0E8" w:val="clear"/>
         <w:spacing w:after="0" w:line="240"/>
       </w:pPr>
       <w:r>
@@ -3884,7 +3883,7 @@
     </w:p>
     <w:p>
       <w:pPr>
-        <w:shd w:fill="F5F5F5" w:val="clear"/>
+        <w:shd w:fill="F0F0E8" w:val="clear"/>
         <w:spacing w:after="0" w:line="240"/>
       </w:pPr>
       <w:r>
@@ -3898,7 +3897,7 @@
     </w:p>
     <w:p>
       <w:pPr>
-        <w:shd w:fill="F5F5F5" w:val="clear"/>
+        <w:shd w:fill="F0F0E8" w:val="clear"/>
         <w:spacing w:after="0" w:line="240"/>
       </w:pPr>
       <w:r>
@@ -3912,7 +3911,7 @@
     </w:p>
     <w:p>
       <w:pPr>
-        <w:shd w:fill="F5F5F5" w:val="clear"/>
+        <w:shd w:fill="F0F0E8" w:val="clear"/>
         <w:spacing w:after="0" w:line="240"/>
       </w:pPr>
       <w:r>
@@ -3926,7 +3925,7 @@
     </w:p>
     <w:p>
       <w:pPr>
-        <w:shd w:fill="F5F5F5" w:val="clear"/>
+        <w:shd w:fill="F0F0E8" w:val="clear"/>
         <w:spacing w:after="0" w:line="240"/>
       </w:pPr>
       <w:r>
@@ -3940,7 +3939,7 @@
     </w:p>
     <w:p>
       <w:pPr>
-        <w:shd w:fill="F5F5F5" w:val="clear"/>
+        <w:shd w:fill="F0F0E8" w:val="clear"/>
         <w:spacing w:after="0" w:line="240"/>
       </w:pPr>
       <w:r>
@@ -3954,7 +3953,7 @@
     </w:p>
     <w:p>
       <w:pPr>
-        <w:shd w:fill="F5F5F5" w:val="clear"/>
+        <w:shd w:fill="F0F0E8" w:val="clear"/>
         <w:spacing w:after="0" w:line="240"/>
       </w:pPr>
       <w:r>
@@ -3968,7 +3967,7 @@
     </w:p>
     <w:p>
       <w:pPr>
-        <w:shd w:fill="F5F5F5" w:val="clear"/>
+        <w:shd w:fill="F0F0E8" w:val="clear"/>
         <w:spacing w:after="0" w:line="240"/>
       </w:pPr>
       <w:r>
@@ -3982,7 +3981,7 @@
     </w:p>
     <w:p>
       <w:pPr>
-        <w:shd w:fill="F5F5F5" w:val="clear"/>
+        <w:shd w:fill="F0F0E8" w:val="clear"/>
         <w:spacing w:after="0" w:line="240"/>
       </w:pPr>
       <w:r>
@@ -3996,7 +3995,7 @@
     </w:p>
     <w:p>
       <w:pPr>
-        <w:shd w:fill="F5F5F5" w:val="clear"/>
+        <w:shd w:fill="F0F0E8" w:val="clear"/>
         <w:spacing w:after="0" w:line="240"/>
       </w:pPr>
       <w:r>
@@ -4010,7 +4009,7 @@
     </w:p>
     <w:p>
       <w:pPr>
-        <w:shd w:fill="F5F5F5" w:val="clear"/>
+        <w:shd w:fill="F0F0E8" w:val="clear"/>
         <w:spacing w:after="0" w:line="240"/>
       </w:pPr>
       <w:r>
@@ -4024,7 +4023,7 @@
     </w:p>
     <w:p>
       <w:pPr>
-        <w:shd w:fill="F5F5F5" w:val="clear"/>
+        <w:shd w:fill="F0F0E8" w:val="clear"/>
         <w:spacing w:after="0" w:line="240"/>
       </w:pPr>
       <w:r>
@@ -4038,7 +4037,7 @@
     </w:p>
     <w:p>
       <w:pPr>
-        <w:shd w:fill="F5F5F5" w:val="clear"/>
+        <w:shd w:fill="F0F0E8" w:val="clear"/>
         <w:spacing w:after="0" w:line="240"/>
       </w:pPr>
       <w:r>
@@ -4052,7 +4051,7 @@
     </w:p>
     <w:p>
       <w:pPr>
-        <w:shd w:fill="F5F5F5" w:val="clear"/>
+        <w:shd w:fill="F0F0E8" w:val="clear"/>
         <w:spacing w:after="0" w:line="240"/>
       </w:pPr>
       <w:r>
@@ -4066,7 +4065,7 @@
     </w:p>
     <w:p>
       <w:pPr>
-        <w:shd w:fill="F5F5F5" w:val="clear"/>
+        <w:shd w:fill="F0F0E8" w:val="clear"/>
         <w:spacing w:after="0" w:line="240"/>
       </w:pPr>
       <w:r>
@@ -4080,7 +4079,7 @@
     </w:p>
     <w:p>
       <w:pPr>
-        <w:shd w:fill="F5F5F5" w:val="clear"/>
+        <w:shd w:fill="F0F0E8" w:val="clear"/>
         <w:spacing w:after="0" w:line="240"/>
       </w:pPr>
       <w:r>
@@ -4094,7 +4093,7 @@
     </w:p>
     <w:p>
       <w:pPr>
-        <w:shd w:fill="F5F5F5" w:val="clear"/>
+        <w:shd w:fill="F0F0E8" w:val="clear"/>
         <w:spacing w:after="0" w:line="240"/>
       </w:pPr>
       <w:r>
@@ -4108,7 +4107,7 @@
     </w:p>
     <w:p>
       <w:pPr>
-        <w:shd w:fill="F5F5F5" w:val="clear"/>
+        <w:shd w:fill="F0F0E8" w:val="clear"/>
         <w:spacing w:after="0" w:line="240"/>
       </w:pPr>
       <w:r>
@@ -4122,7 +4121,7 @@
     </w:p>
     <w:p>
       <w:pPr>
-        <w:shd w:fill="F5F5F5" w:val="clear"/>
+        <w:shd w:fill="F0F0E8" w:val="clear"/>
         <w:spacing w:after="0" w:line="240"/>
       </w:pPr>
       <w:r>
@@ -4136,7 +4135,7 @@
     </w:p>
     <w:p>
       <w:pPr>
-        <w:shd w:fill="F5F5F5" w:val="clear"/>
+        <w:shd w:fill="F0F0E8" w:val="clear"/>
         <w:spacing w:after="0" w:line="240"/>
       </w:pPr>
       <w:r>
@@ -4150,7 +4149,7 @@
     </w:p>
     <w:p>
       <w:pPr>
-        <w:shd w:fill="F5F5F5" w:val="clear"/>
+        <w:shd w:fill="F0F0E8" w:val="clear"/>
         <w:spacing w:after="0" w:line="240"/>
       </w:pPr>
       <w:r>
@@ -4164,7 +4163,7 @@
     </w:p>
     <w:p>
       <w:pPr>
-        <w:shd w:fill="F5F5F5" w:val="clear"/>
+        <w:shd w:fill="F0F0E8" w:val="clear"/>
         <w:spacing w:after="0" w:line="240"/>
       </w:pPr>
       <w:r>
@@ -4178,7 +4177,7 @@
     </w:p>
     <w:p>
       <w:pPr>
-        <w:shd w:fill="F5F5F5" w:val="clear"/>
+        <w:shd w:fill="F0F0E8" w:val="clear"/>
         <w:spacing w:after="0" w:line="240"/>
       </w:pPr>
       <w:r>
@@ -4192,7 +4191,7 @@
     </w:p>
     <w:p>
       <w:pPr>
-        <w:shd w:fill="F5F5F5" w:val="clear"/>
+        <w:shd w:fill="F0F0E8" w:val="clear"/>
         <w:spacing w:after="0" w:line="240"/>
       </w:pPr>
       <w:r>
@@ -4206,7 +4205,7 @@
     </w:p>
     <w:p>
       <w:pPr>
-        <w:shd w:fill="F5F5F5" w:val="clear"/>
+        <w:shd w:fill="F0F0E8" w:val="clear"/>
         <w:spacing w:after="0" w:line="240"/>
       </w:pPr>
       <w:r>
@@ -4220,7 +4219,7 @@
     </w:p>
     <w:p>
       <w:pPr>
-        <w:shd w:fill="F5F5F5" w:val="clear"/>
+        <w:shd w:fill="F0F0E8" w:val="clear"/>
         <w:spacing w:after="0" w:line="240"/>
       </w:pPr>
       <w:r>
@@ -4234,7 +4233,7 @@
     </w:p>
     <w:p>
       <w:pPr>
-        <w:shd w:fill="F5F5F5" w:val="clear"/>
+        <w:shd w:fill="F0F0E8" w:val="clear"/>
         <w:spacing w:after="0" w:line="240"/>
       </w:pPr>
       <w:r>
@@ -4248,7 +4247,7 @@
     </w:p>
     <w:p>
       <w:pPr>
-        <w:shd w:fill="F5F5F5" w:val="clear"/>
+        <w:shd w:fill="F0F0E8" w:val="clear"/>
         <w:spacing w:after="0" w:line="240"/>
       </w:pPr>
       <w:r>
@@ -4262,7 +4261,7 @@
     </w:p>
     <w:p>
       <w:pPr>
-        <w:shd w:fill="F5F5F5" w:val="clear"/>
+        <w:shd w:fill="F0F0E8" w:val="clear"/>
         <w:spacing w:after="0" w:line="240"/>
       </w:pPr>
       <w:r>
@@ -4276,7 +4275,7 @@
     </w:p>
     <w:p>
       <w:pPr>
-        <w:shd w:fill="F5F5F5" w:val="clear"/>
+        <w:shd w:fill="F0F0E8" w:val="clear"/>
         <w:spacing w:after="0" w:line="240"/>
       </w:pPr>
       <w:r>
@@ -4290,7 +4289,7 @@
     </w:p>
     <w:p>
       <w:pPr>
-        <w:shd w:fill="F5F5F5" w:val="clear"/>
+        <w:shd w:fill="F0F0E8" w:val="clear"/>
         <w:spacing w:after="0" w:line="240"/>
       </w:pPr>
       <w:r>
@@ -4304,7 +4303,7 @@
     </w:p>
     <w:p>
       <w:pPr>
-        <w:shd w:fill="F5F5F5" w:val="clear"/>
+        <w:shd w:fill="F0F0E8" w:val="clear"/>
         <w:spacing w:after="0" w:line="240"/>
       </w:pPr>
       <w:r>
@@ -4318,7 +4317,7 @@
     </w:p>
     <w:p>
       <w:pPr>
-        <w:shd w:fill="F5F5F5" w:val="clear"/>
+        <w:shd w:fill="F0F0E8" w:val="clear"/>
         <w:spacing w:after="0" w:line="240"/>
       </w:pPr>
       <w:r>
@@ -4332,7 +4331,7 @@
     </w:p>
     <w:p>
       <w:pPr>
-        <w:shd w:fill="F5F5F5" w:val="clear"/>
+        <w:shd w:fill="F0F0E8" w:val="clear"/>
         <w:spacing w:after="0" w:line="240"/>
       </w:pPr>
       <w:r>
@@ -4346,7 +4345,7 @@
     </w:p>
     <w:p>
       <w:pPr>
-        <w:shd w:fill="F5F5F5" w:val="clear"/>
+        <w:shd w:fill="F0F0E8" w:val="clear"/>
         <w:spacing w:after="0" w:line="240"/>
       </w:pPr>
       <w:r>
@@ -4360,7 +4359,7 @@
     </w:p>
     <w:p>
       <w:pPr>
-        <w:shd w:fill="F5F5F5" w:val="clear"/>
+        <w:shd w:fill="F0F0E8" w:val="clear"/>
         <w:spacing w:after="0" w:line="240"/>
       </w:pPr>
       <w:r>
@@ -4374,7 +4373,7 @@
     </w:p>
     <w:p>
       <w:pPr>
-        <w:shd w:fill="F5F5F5" w:val="clear"/>
+        <w:shd w:fill="F0F0E8" w:val="clear"/>
         <w:spacing w:after="0" w:line="240"/>
       </w:pPr>
       <w:r>
@@ -4388,7 +4387,7 @@
     </w:p>
     <w:p>
       <w:pPr>
-        <w:shd w:fill="F5F5F5" w:val="clear"/>
+        <w:shd w:fill="F0F0E8" w:val="clear"/>
         <w:spacing w:after="0" w:line="240"/>
       </w:pPr>
       <w:r>
@@ -4402,7 +4401,7 @@
     </w:p>
     <w:p>
       <w:pPr>
-        <w:shd w:fill="F5F5F5" w:val="clear"/>
+        <w:shd w:fill="F0F0E8" w:val="clear"/>
         <w:spacing w:after="0" w:line="240"/>
       </w:pPr>
       <w:r>
@@ -4416,7 +4415,7 @@
     </w:p>
     <w:p>
       <w:pPr>
-        <w:shd w:fill="F5F5F5" w:val="clear"/>
+        <w:shd w:fill="F0F0E8" w:val="clear"/>
         <w:spacing w:after="0" w:line="240"/>
       </w:pPr>
       <w:r>
@@ -4430,7 +4429,7 @@
     </w:p>
     <w:p>
       <w:pPr>
-        <w:shd w:fill="F5F5F5" w:val="clear"/>
+        <w:shd w:fill="F0F0E8" w:val="clear"/>
         <w:spacing w:after="0" w:line="240"/>
       </w:pPr>
       <w:r>
@@ -4444,7 +4443,7 @@
     </w:p>
     <w:p>
       <w:pPr>
-        <w:shd w:fill="F5F5F5" w:val="clear"/>
+        <w:shd w:fill="F0F0E8" w:val="clear"/>
         <w:spacing w:after="0" w:line="240"/>
       </w:pPr>
       <w:r>
@@ -4458,7 +4457,7 @@
     </w:p>
     <w:p>
       <w:pPr>
-        <w:shd w:fill="F5F5F5" w:val="clear"/>
+        <w:shd w:fill="F0F0E8" w:val="clear"/>
         <w:spacing w:after="0" w:line="240"/>
       </w:pPr>
       <w:r>
@@ -4472,7 +4471,7 @@
     </w:p>
     <w:p>
       <w:pPr>
-        <w:shd w:fill="F5F5F5" w:val="clear"/>
+        <w:shd w:fill="F0F0E8" w:val="clear"/>
         <w:spacing w:after="0" w:line="240"/>
       </w:pPr>
       <w:r>
@@ -4486,7 +4485,7 @@
     </w:p>
     <w:p>
       <w:pPr>
-        <w:shd w:fill="F5F5F5" w:val="clear"/>
+        <w:shd w:fill="F0F0E8" w:val="clear"/>
         <w:spacing w:after="0" w:line="240"/>
       </w:pPr>
       <w:r>
@@ -4500,7 +4499,7 @@
     </w:p>
     <w:p>
       <w:pPr>
-        <w:shd w:fill="F5F5F5" w:val="clear"/>
+        <w:shd w:fill="F0F0E8" w:val="clear"/>
         <w:spacing w:after="0" w:line="240"/>
       </w:pPr>
       <w:r>
@@ -4514,7 +4513,7 @@
     </w:p>
     <w:p>
       <w:pPr>
-        <w:shd w:fill="F5F5F5" w:val="clear"/>
+        <w:shd w:fill="F0F0E8" w:val="clear"/>
         <w:spacing w:after="0" w:line="240"/>
       </w:pPr>
       <w:r>
@@ -4528,7 +4527,7 @@
     </w:p>
     <w:p>
       <w:pPr>
-        <w:shd w:fill="F5F5F5" w:val="clear"/>
+        <w:shd w:fill="F0F0E8" w:val="clear"/>
         <w:spacing w:after="0" w:line="240"/>
       </w:pPr>
       <w:r>
@@ -4542,7 +4541,7 @@
     </w:p>
     <w:p>
       <w:pPr>
-        <w:shd w:fill="F5F5F5" w:val="clear"/>
+        <w:shd w:fill="F0F0E8" w:val="clear"/>
         <w:spacing w:after="0" w:line="240"/>
       </w:pPr>
       <w:r>
@@ -4556,7 +4555,7 @@
     </w:p>
     <w:p>
       <w:pPr>
-        <w:shd w:fill="F5F5F5" w:val="clear"/>
+        <w:shd w:fill="F0F0E8" w:val="clear"/>
         <w:spacing w:after="0" w:line="240"/>
       </w:pPr>
       <w:r>
@@ -4570,7 +4569,7 @@
     </w:p>
     <w:p>
       <w:pPr>
-        <w:shd w:fill="F5F5F5" w:val="clear"/>
+        <w:shd w:fill="F0F0E8" w:val="clear"/>
         <w:spacing w:after="0" w:line="240"/>
       </w:pPr>
       <w:r>
@@ -4584,7 +4583,7 @@
     </w:p>
     <w:p>
       <w:pPr>
-        <w:shd w:fill="F5F5F5" w:val="clear"/>
+        <w:shd w:fill="F0F0E8" w:val="clear"/>
         <w:spacing w:after="0" w:line="240"/>
       </w:pPr>
       <w:r>
@@ -4598,7 +4597,7 @@
     </w:p>
     <w:p>
       <w:pPr>
-        <w:shd w:fill="F5F5F5" w:val="clear"/>
+        <w:shd w:fill="F0F0E8" w:val="clear"/>
         <w:spacing w:after="0" w:line="240"/>
       </w:pPr>
       <w:r>
@@ -4612,7 +4611,7 @@
     </w:p>
     <w:p>
       <w:pPr>
-        <w:shd w:fill="F5F5F5" w:val="clear"/>
+        <w:shd w:fill="F0F0E8" w:val="clear"/>
         <w:spacing w:after="0" w:line="240"/>
       </w:pPr>
       <w:r>
@@ -4626,7 +4625,7 @@
     </w:p>
     <w:p>
       <w:pPr>
-        <w:shd w:fill="F5F5F5" w:val="clear"/>
+        <w:shd w:fill="F0F0E8" w:val="clear"/>
         <w:spacing w:after="0" w:line="240"/>
       </w:pPr>
       <w:r>
@@ -4640,7 +4639,7 @@
     </w:p>
     <w:p>
       <w:pPr>
-        <w:shd w:fill="F5F5F5" w:val="clear"/>
+        <w:shd w:fill="F0F0E8" w:val="clear"/>
         <w:spacing w:after="0" w:line="240"/>
       </w:pPr>
       <w:r>
@@ -4654,7 +4653,7 @@
     </w:p>
     <w:p>
       <w:pPr>
-        <w:shd w:fill="F5F5F5" w:val="clear"/>
+        <w:shd w:fill="F0F0E8" w:val="clear"/>
         <w:spacing w:after="0" w:line="240"/>
       </w:pPr>
       <w:r>
@@ -4668,7 +4667,7 @@
     </w:p>
     <w:p>
       <w:pPr>
-        <w:shd w:fill="F5F5F5" w:val="clear"/>
+        <w:shd w:fill="F0F0E8" w:val="clear"/>
         <w:spacing w:after="0" w:line="240"/>
       </w:pPr>
       <w:r>
@@ -4682,7 +4681,7 @@
     </w:p>
     <w:p>
       <w:pPr>
-        <w:shd w:fill="F5F5F5" w:val="clear"/>
+        <w:shd w:fill="F0F0E8" w:val="clear"/>
         <w:spacing w:after="0" w:line="240"/>
       </w:pPr>
       <w:r>
@@ -4696,7 +4695,7 @@
     </w:p>
     <w:p>
       <w:pPr>
-        <w:shd w:fill="F5F5F5" w:val="clear"/>
+        <w:shd w:fill="F0F0E8" w:val="clear"/>
         <w:spacing w:after="0" w:line="240"/>
       </w:pPr>
       <w:r>
@@ -4710,7 +4709,7 @@
     </w:p>
     <w:p>
       <w:pPr>
-        <w:shd w:fill="F5F5F5" w:val="clear"/>
+        <w:shd w:fill="F0F0E8" w:val="clear"/>
         <w:spacing w:after="0" w:line="240"/>
       </w:pPr>
       <w:r>
@@ -4724,7 +4723,7 @@
     </w:p>
     <w:p>
       <w:pPr>
-        <w:shd w:fill="F5F5F5" w:val="clear"/>
+        <w:shd w:fill="F0F0E8" w:val="clear"/>
         <w:spacing w:after="0" w:line="240"/>
       </w:pPr>
       <w:r>
@@ -4738,7 +4737,7 @@
     </w:p>
     <w:p>
       <w:pPr>
-        <w:shd w:fill="F5F5F5" w:val="clear"/>
+        <w:shd w:fill="F0F0E8" w:val="clear"/>
         <w:spacing w:after="0" w:line="240"/>
       </w:pPr>
       <w:r>
@@ -4752,7 +4751,7 @@
     </w:p>
     <w:p>
       <w:pPr>
-        <w:shd w:fill="F5F5F5" w:val="clear"/>
+        <w:shd w:fill="F0F0E8" w:val="clear"/>
         <w:spacing w:after="0" w:line="240"/>
       </w:pPr>
       <w:r>
@@ -4766,7 +4765,7 @@
     </w:p>
     <w:p>
       <w:pPr>
-        <w:shd w:fill="F5F5F5" w:val="clear"/>
+        <w:shd w:fill="F0F0E8" w:val="clear"/>
         <w:spacing w:after="0" w:line="240"/>
       </w:pPr>
       <w:r>
@@ -4780,7 +4779,7 @@
     </w:p>
     <w:p>
       <w:pPr>
-        <w:shd w:fill="F5F5F5" w:val="clear"/>
+        <w:shd w:fill="F0F0E8" w:val="clear"/>
         <w:spacing w:after="0" w:line="240"/>
       </w:pPr>
       <w:r>
@@ -4794,7 +4793,7 @@
     </w:p>
     <w:p>
       <w:pPr>
-        <w:shd w:fill="F5F5F5" w:val="clear"/>
+        <w:shd w:fill="F0F0E8" w:val="clear"/>
         <w:spacing w:after="0" w:line="240"/>
       </w:pPr>
       <w:r>
@@ -4808,7 +4807,7 @@
     </w:p>
     <w:p>
       <w:pPr>
-        <w:shd w:fill="F5F5F5" w:val="clear"/>
+        <w:shd w:fill="F0F0E8" w:val="clear"/>
         <w:spacing w:after="0" w:line="240"/>
       </w:pPr>
       <w:r>
@@ -4822,7 +4821,7 @@
     </w:p>
     <w:p>
       <w:pPr>
-        <w:shd w:fill="F5F5F5" w:val="clear"/>
+        <w:shd w:fill="F0F0E8" w:val="clear"/>
         <w:spacing w:after="0" w:line="240"/>
       </w:pPr>
       <w:r>
@@ -4836,7 +4835,7 @@
     </w:p>
     <w:p>
       <w:pPr>
-        <w:shd w:fill="F5F5F5" w:val="clear"/>
+        <w:shd w:fill="F0F0E8" w:val="clear"/>
         <w:spacing w:after="0" w:line="240"/>
       </w:pPr>
       <w:r>
@@ -4850,7 +4849,7 @@
     </w:p>
     <w:p>
       <w:pPr>
-        <w:shd w:fill="F5F5F5" w:val="clear"/>
+        <w:shd w:fill="F0F0E8" w:val="clear"/>
         <w:spacing w:after="0" w:line="240"/>
       </w:pPr>
       <w:r>
@@ -4864,7 +4863,7 @@
     </w:p>
     <w:p>
       <w:pPr>
-        <w:shd w:fill="F5F5F5" w:val="clear"/>
+        <w:shd w:fill="F0F0E8" w:val="clear"/>
         <w:spacing w:after="0" w:line="240"/>
       </w:pPr>
       <w:r>
@@ -4878,7 +4877,7 @@
     </w:p>
     <w:p>
       <w:pPr>
-        <w:shd w:fill="F5F5F5" w:val="clear"/>
+        <w:shd w:fill="F0F0E8" w:val="clear"/>
         <w:spacing w:after="0" w:line="240"/>
       </w:pPr>
       <w:r>
@@ -4892,7 +4891,7 @@
     </w:p>
     <w:p>
       <w:pPr>
-        <w:shd w:fill="F5F5F5" w:val="clear"/>
+        <w:shd w:fill="F0F0E8" w:val="clear"/>
         <w:spacing w:after="0" w:line="240"/>
       </w:pPr>
       <w:r>
@@ -4906,7 +4905,7 @@
     </w:p>
     <w:p>
       <w:pPr>
-        <w:shd w:fill="F5F5F5" w:val="clear"/>
+        <w:shd w:fill="F0F0E8" w:val="clear"/>
         <w:spacing w:after="0" w:line="240"/>
       </w:pPr>
       <w:r>
@@ -4920,7 +4919,7 @@
     </w:p>
     <w:p>
       <w:pPr>
-        <w:shd w:fill="F5F5F5" w:val="clear"/>
+        <w:shd w:fill="F0F0E8" w:val="clear"/>
         <w:spacing w:after="0" w:line="240"/>
       </w:pPr>
       <w:r>
@@ -4934,7 +4933,7 @@
     </w:p>
     <w:p>
       <w:pPr>
-        <w:shd w:fill="F5F5F5" w:val="clear"/>
+        <w:shd w:fill="F0F0E8" w:val="clear"/>
         <w:spacing w:after="0" w:line="240"/>
       </w:pPr>
       <w:r>
@@ -4948,7 +4947,7 @@
     </w:p>
     <w:p>
       <w:pPr>
-        <w:shd w:fill="F5F5F5" w:val="clear"/>
+        <w:shd w:fill="F0F0E8" w:val="clear"/>
         <w:spacing w:after="0" w:line="240"/>
       </w:pPr>
       <w:r>
@@ -4962,7 +4961,7 @@
     </w:p>
     <w:p>
       <w:pPr>
-        <w:shd w:fill="F5F5F5" w:val="clear"/>
+        <w:shd w:fill="F0F0E8" w:val="clear"/>
         <w:spacing w:after="0" w:line="240"/>
       </w:pPr>
       <w:r>
@@ -4976,7 +4975,7 @@
     </w:p>
     <w:p>
       <w:pPr>
-        <w:shd w:fill="F5F5F5" w:val="clear"/>
+        <w:shd w:fill="F0F0E8" w:val="clear"/>
         <w:spacing w:after="0" w:line="240"/>
       </w:pPr>
       <w:r>
@@ -4990,7 +4989,7 @@
     </w:p>
     <w:p>
       <w:pPr>
-        <w:shd w:fill="F5F5F5" w:val="clear"/>
+        <w:shd w:fill="F0F0E8" w:val="clear"/>
         <w:spacing w:after="0" w:line="240"/>
       </w:pPr>
       <w:r>
@@ -5004,7 +5003,7 @@
     </w:p>
     <w:p>
       <w:pPr>
-        <w:shd w:fill="F5F5F5" w:val="clear"/>
+        <w:shd w:fill="F0F0E8" w:val="clear"/>
         <w:spacing w:after="0" w:line="240"/>
       </w:pPr>
       <w:r>
@@ -5018,7 +5017,7 @@
     </w:p>
     <w:p>
       <w:pPr>
-        <w:shd w:fill="F5F5F5" w:val="clear"/>
+        <w:shd w:fill="F0F0E8" w:val="clear"/>
         <w:spacing w:after="0" w:line="240"/>
       </w:pPr>
       <w:r>
@@ -5032,7 +5031,7 @@
     </w:p>
     <w:p>
       <w:pPr>
-        <w:shd w:fill="F5F5F5" w:val="clear"/>
+        <w:shd w:fill="F0F0E8" w:val="clear"/>
         <w:spacing w:after="0" w:line="240"/>
       </w:pPr>
       <w:r>
@@ -5046,7 +5045,7 @@
     </w:p>
     <w:p>
       <w:pPr>
-        <w:shd w:fill="F5F5F5" w:val="clear"/>
+        <w:shd w:fill="F0F0E8" w:val="clear"/>
         <w:spacing w:after="0" w:line="240"/>
       </w:pPr>
       <w:r>
@@ -5060,7 +5059,7 @@
     </w:p>
     <w:p>
       <w:pPr>
-        <w:shd w:fill="F5F5F5" w:val="clear"/>
+        <w:shd w:fill="F0F0E8" w:val="clear"/>
         <w:spacing w:after="0" w:line="240"/>
       </w:pPr>
       <w:r>
@@ -5074,7 +5073,7 @@
     </w:p>
     <w:p>
       <w:pPr>
-        <w:shd w:fill="F5F5F5" w:val="clear"/>
+        <w:shd w:fill="F0F0E8" w:val="clear"/>
         <w:spacing w:after="0" w:line="240"/>
       </w:pPr>
       <w:r>
@@ -5088,7 +5087,7 @@
     </w:p>
     <w:p>
       <w:pPr>
-        <w:shd w:fill="F5F5F5" w:val="clear"/>
+        <w:shd w:fill="F0F0E8" w:val="clear"/>
         <w:spacing w:after="0" w:line="240"/>
       </w:pPr>
       <w:r>
@@ -5102,7 +5101,7 @@
     </w:p>
     <w:p>
       <w:pPr>
-        <w:shd w:fill="F5F5F5" w:val="clear"/>
+        <w:shd w:fill="F0F0E8" w:val="clear"/>
         <w:spacing w:after="0" w:line="240"/>
       </w:pPr>
       <w:r>
@@ -5116,7 +5115,7 @@
     </w:p>
     <w:p>
       <w:pPr>
-        <w:shd w:fill="F5F5F5" w:val="clear"/>
+        <w:shd w:fill="F0F0E8" w:val="clear"/>
         <w:spacing w:after="0" w:line="240"/>
       </w:pPr>
       <w:r>
@@ -5130,7 +5129,7 @@
     </w:p>
     <w:p>
       <w:pPr>
-        <w:shd w:fill="F5F5F5" w:val="clear"/>
+        <w:shd w:fill="F0F0E8" w:val="clear"/>
         <w:spacing w:after="0" w:line="240"/>
       </w:pPr>
       <w:r>
@@ -5144,7 +5143,7 @@
     </w:p>
     <w:p>
       <w:pPr>
-        <w:shd w:fill="F5F5F5" w:val="clear"/>
+        <w:shd w:fill="F0F0E8" w:val="clear"/>
         <w:spacing w:after="0" w:line="240"/>
       </w:pPr>
       <w:r>
@@ -5158,7 +5157,7 @@
     </w:p>
     <w:p>
       <w:pPr>
-        <w:shd w:fill="F5F5F5" w:val="clear"/>
+        <w:shd w:fill="F0F0E8" w:val="clear"/>
         <w:spacing w:after="0" w:line="240"/>
       </w:pPr>
       <w:r>
@@ -5172,7 +5171,7 @@
     </w:p>
     <w:p>
       <w:pPr>
-        <w:shd w:fill="F5F5F5" w:val="clear"/>
+        <w:shd w:fill="F0F0E8" w:val="clear"/>
         <w:spacing w:after="0" w:line="240"/>
       </w:pPr>
       <w:r>
@@ -5186,7 +5185,7 @@
     </w:p>
     <w:p>
       <w:pPr>
-        <w:shd w:fill="F5F5F5" w:val="clear"/>
+        <w:shd w:fill="F0F0E8" w:val="clear"/>
         <w:spacing w:after="0" w:line="240"/>
       </w:pPr>
       <w:r>
@@ -5200,7 +5199,7 @@
     </w:p>
     <w:p>
       <w:pPr>
-        <w:shd w:fill="F5F5F5" w:val="clear"/>
+        <w:shd w:fill="F0F0E8" w:val="clear"/>
         <w:spacing w:after="0" w:line="240"/>
       </w:pPr>
       <w:r>
@@ -5214,7 +5213,7 @@
     </w:p>
     <w:p>
       <w:pPr>
-        <w:shd w:fill="F5F5F5" w:val="clear"/>
+        <w:shd w:fill="F0F0E8" w:val="clear"/>
         <w:spacing w:after="0" w:line="240"/>
       </w:pPr>
       <w:r>
@@ -5228,7 +5227,7 @@
     </w:p>
     <w:p>
       <w:pPr>
-        <w:shd w:fill="F5F5F5" w:val="clear"/>
+        <w:shd w:fill="F0F0E8" w:val="clear"/>
         <w:spacing w:after="0" w:line="240"/>
       </w:pPr>
       <w:r>
@@ -5242,7 +5241,7 @@
     </w:p>
     <w:p>
       <w:pPr>
-        <w:shd w:fill="F5F5F5" w:val="clear"/>
+        <w:shd w:fill="F0F0E8" w:val="clear"/>
         <w:spacing w:after="0" w:line="240"/>
       </w:pPr>
       <w:r>
@@ -5256,7 +5255,7 @@
     </w:p>
     <w:p>
       <w:pPr>
-        <w:shd w:fill="F5F5F5" w:val="clear"/>
+        <w:shd w:fill="F0F0E8" w:val="clear"/>
         <w:spacing w:after="0" w:line="240"/>
       </w:pPr>
       <w:r>
@@ -5270,7 +5269,7 @@
     </w:p>
     <w:p>
       <w:pPr>
-        <w:shd w:fill="F5F5F5" w:val="clear"/>
+        <w:shd w:fill="F0F0E8" w:val="clear"/>
         <w:spacing w:after="0" w:line="240"/>
       </w:pPr>
       <w:r>
@@ -5284,7 +5283,7 @@
     </w:p>
     <w:p>
       <w:pPr>
-        <w:shd w:fill="F5F5F5" w:val="clear"/>
+        <w:shd w:fill="F0F0E8" w:val="clear"/>
         <w:spacing w:after="0" w:line="240"/>
       </w:pPr>
       <w:r>
@@ -5298,7 +5297,7 @@
     </w:p>
     <w:p>
       <w:pPr>
-        <w:shd w:fill="F5F5F5" w:val="clear"/>
+        <w:shd w:fill="F0F0E8" w:val="clear"/>
         <w:spacing w:after="0" w:line="240"/>
       </w:pPr>
       <w:r>
@@ -5312,7 +5311,7 @@
     </w:p>
     <w:p>
       <w:pPr>
-        <w:shd w:fill="F5F5F5" w:val="clear"/>
+        <w:shd w:fill="F0F0E8" w:val="clear"/>
         <w:spacing w:after="0" w:line="240"/>
       </w:pPr>
       <w:r>
@@ -5326,7 +5325,7 @@
     </w:p>
     <w:p>
       <w:pPr>
-        <w:shd w:fill="F5F5F5" w:val="clear"/>
+        <w:shd w:fill="F0F0E8" w:val="clear"/>
         <w:spacing w:after="0" w:line="240"/>
       </w:pPr>
       <w:r>
@@ -5340,7 +5339,7 @@
     </w:p>
     <w:p>
       <w:pPr>
-        <w:shd w:fill="F5F5F5" w:val="clear"/>
+        <w:shd w:fill="F0F0E8" w:val="clear"/>
         <w:spacing w:after="0" w:line="240"/>
       </w:pPr>
       <w:r>
@@ -5354,7 +5353,7 @@
     </w:p>
     <w:p>
       <w:pPr>
-        <w:shd w:fill="F5F5F5" w:val="clear"/>
+        <w:shd w:fill="F0F0E8" w:val="clear"/>
         <w:spacing w:after="0" w:line="240"/>
       </w:pPr>
       <w:r>
@@ -5368,7 +5367,7 @@
     </w:p>
     <w:p>
       <w:pPr>
-        <w:shd w:fill="F5F5F5" w:val="clear"/>
+        <w:shd w:fill="F0F0E8" w:val="clear"/>
         <w:spacing w:after="0" w:line="240"/>
       </w:pPr>
       <w:r>
@@ -5382,7 +5381,7 @@
     </w:p>
     <w:p>
       <w:pPr>
-        <w:shd w:fill="F5F5F5" w:val="clear"/>
+        <w:shd w:fill="F0F0E8" w:val="clear"/>
         <w:spacing w:after="0" w:line="240"/>
       </w:pPr>
       <w:r>
@@ -5396,7 +5395,7 @@
     </w:p>
     <w:p>
       <w:pPr>
-        <w:shd w:fill="F5F5F5" w:val="clear"/>
+        <w:shd w:fill="F0F0E8" w:val="clear"/>
         <w:spacing w:after="0" w:line="240"/>
       </w:pPr>
       <w:r>
@@ -5410,7 +5409,7 @@
     </w:p>
     <w:p>
       <w:pPr>
-        <w:shd w:fill="F5F5F5" w:val="clear"/>
+        <w:shd w:fill="F0F0E8" w:val="clear"/>
         <w:spacing w:after="0" w:line="240"/>
       </w:pPr>
       <w:r>
@@ -5424,7 +5423,7 @@
     </w:p>
     <w:p>
       <w:pPr>
-        <w:shd w:fill="F5F5F5" w:val="clear"/>
+        <w:shd w:fill="F0F0E8" w:val="clear"/>
         <w:spacing w:after="0" w:line="240"/>
       </w:pPr>
       <w:r>
@@ -5438,7 +5437,7 @@
     </w:p>
     <w:p>
       <w:pPr>
-        <w:shd w:fill="F5F5F5" w:val="clear"/>
+        <w:shd w:fill="F0F0E8" w:val="clear"/>
         <w:spacing w:after="0" w:line="240"/>
       </w:pPr>
       <w:r>
@@ -5452,7 +5451,7 @@
     </w:p>
     <w:p>
       <w:pPr>
-        <w:shd w:fill="F5F5F5" w:val="clear"/>
+        <w:shd w:fill="F0F0E8" w:val="clear"/>
         <w:spacing w:after="0" w:line="240"/>
       </w:pPr>
       <w:r>
@@ -5466,7 +5465,7 @@
     </w:p>
     <w:p>
       <w:pPr>
-        <w:shd w:fill="F5F5F5" w:val="clear"/>
+        <w:shd w:fill="F0F0E8" w:val="clear"/>
         <w:spacing w:after="0" w:line="240"/>
       </w:pPr>
       <w:r>
@@ -5480,7 +5479,7 @@
     </w:p>
     <w:p>
       <w:pPr>
-        <w:shd w:fill="F5F5F5" w:val="clear"/>
+        <w:shd w:fill="F0F0E8" w:val="clear"/>
         <w:spacing w:after="0" w:line="240"/>
       </w:pPr>
       <w:r>
@@ -5494,7 +5493,7 @@
     </w:p>
     <w:p>
       <w:pPr>
-        <w:shd w:fill="F5F5F5" w:val="clear"/>
+        <w:shd w:fill="F0F0E8" w:val="clear"/>
         <w:spacing w:after="0" w:line="240"/>
       </w:pPr>
       <w:r>
@@ -5508,7 +5507,7 @@
     </w:p>
     <w:p>
       <w:pPr>
-        <w:shd w:fill="F5F5F5" w:val="clear"/>
+        <w:shd w:fill="F0F0E8" w:val="clear"/>
         <w:spacing w:after="0" w:line="240"/>
       </w:pPr>
       <w:r>
@@ -5522,7 +5521,7 @@
     </w:p>
     <w:p>
       <w:pPr>
-        <w:shd w:fill="F5F5F5" w:val="clear"/>
+        <w:shd w:fill="F0F0E8" w:val="clear"/>
         <w:spacing w:after="0" w:line="240"/>
       </w:pPr>
       <w:r>
@@ -5536,7 +5535,7 @@
     </w:p>
     <w:p>
       <w:pPr>
-        <w:shd w:fill="F5F5F5" w:val="clear"/>
+        <w:shd w:fill="F0F0E8" w:val="clear"/>
         <w:spacing w:after="0" w:line="240"/>
       </w:pPr>
       <w:r>
@@ -5550,7 +5549,7 @@
     </w:p>
     <w:p>
       <w:pPr>
-        <w:shd w:fill="F5F5F5" w:val="clear"/>
+        <w:shd w:fill="F0F0E8" w:val="clear"/>
         <w:spacing w:after="0" w:line="240"/>
       </w:pPr>
       <w:r>
@@ -5564,7 +5563,7 @@
     </w:p>
     <w:p>
       <w:pPr>
-        <w:shd w:fill="F5F5F5" w:val="clear"/>
+        <w:shd w:fill="F0F0E8" w:val="clear"/>
         <w:spacing w:after="0" w:line="240"/>
       </w:pPr>
       <w:r>
@@ -5578,7 +5577,7 @@
     </w:p>
     <w:p>
       <w:pPr>
-        <w:shd w:fill="F5F5F5" w:val="clear"/>
+        <w:shd w:fill="F0F0E8" w:val="clear"/>
         <w:spacing w:after="0" w:line="240"/>
       </w:pPr>
       <w:r>
@@ -5592,7 +5591,7 @@
     </w:p>
     <w:p>
       <w:pPr>
-        <w:shd w:fill="F5F5F5" w:val="clear"/>
+        <w:shd w:fill="F0F0E8" w:val="clear"/>
         <w:spacing w:after="0" w:line="240"/>
       </w:pPr>
       <w:r>
@@ -5606,7 +5605,7 @@
     </w:p>
     <w:p>
       <w:pPr>
-        <w:shd w:fill="F5F5F5" w:val="clear"/>
+        <w:shd w:fill="F0F0E8" w:val="clear"/>
         <w:spacing w:after="0" w:line="240"/>
       </w:pPr>
       <w:r>
@@ -5620,7 +5619,7 @@
     </w:p>
     <w:p>
       <w:pPr>
-        <w:shd w:fill="F5F5F5" w:val="clear"/>
+        <w:shd w:fill="F0F0E8" w:val="clear"/>
         <w:spacing w:after="0" w:line="240"/>
       </w:pPr>
       <w:r>
@@ -5634,7 +5633,7 @@
     </w:p>
     <w:p>
       <w:pPr>
-        <w:shd w:fill="F5F5F5" w:val="clear"/>
+        <w:shd w:fill="F0F0E8" w:val="clear"/>
         <w:spacing w:after="0" w:line="240"/>
       </w:pPr>
       <w:r>
@@ -5648,7 +5647,7 @@
     </w:p>
     <w:p>
       <w:pPr>
-        <w:shd w:fill="F5F5F5" w:val="clear"/>
+        <w:shd w:fill="F0F0E8" w:val="clear"/>
         <w:spacing w:after="0" w:line="240"/>
       </w:pPr>
       <w:r>
@@ -5662,7 +5661,7 @@
     </w:p>
     <w:p>
       <w:pPr>
-        <w:shd w:fill="F5F5F5" w:val="clear"/>
+        <w:shd w:fill="F0F0E8" w:val="clear"/>
         <w:spacing w:after="0" w:line="240"/>
       </w:pPr>
       <w:r>
@@ -5676,7 +5675,7 @@
     </w:p>
     <w:p>
       <w:pPr>
-        <w:shd w:fill="F5F5F5" w:val="clear"/>
+        <w:shd w:fill="F0F0E8" w:val="clear"/>
         <w:spacing w:after="0" w:line="240"/>
       </w:pPr>
       <w:r>
@@ -5690,7 +5689,7 @@
     </w:p>
     <w:p>
       <w:pPr>
-        <w:shd w:fill="F5F5F5" w:val="clear"/>
+        <w:shd w:fill="F0F0E8" w:val="clear"/>
         <w:spacing w:after="0" w:line="240"/>
       </w:pPr>
       <w:r>
@@ -5704,7 +5703,7 @@
     </w:p>
     <w:p>
       <w:pPr>
-        <w:shd w:fill="F5F5F5" w:val="clear"/>
+        <w:shd w:fill="F0F0E8" w:val="clear"/>
         <w:spacing w:after="0" w:line="240"/>
       </w:pPr>
       <w:r>
@@ -5718,7 +5717,7 @@
     </w:p>
     <w:p>
       <w:pPr>
-        <w:shd w:fill="F5F5F5" w:val="clear"/>
+        <w:shd w:fill="F0F0E8" w:val="clear"/>
         <w:spacing w:after="0" w:line="240"/>
       </w:pPr>
       <w:r>
@@ -5732,7 +5731,7 @@
     </w:p>
     <w:p>
       <w:pPr>
-        <w:shd w:fill="F5F5F5" w:val="clear"/>
+        <w:shd w:fill="F0F0E8" w:val="clear"/>
         <w:spacing w:after="0" w:line="240"/>
       </w:pPr>
       <w:r>
@@ -5746,7 +5745,7 @@
     </w:p>
     <w:p>
       <w:pPr>
-        <w:shd w:fill="F5F5F5" w:val="clear"/>
+        <w:shd w:fill="F0F0E8" w:val="clear"/>
         <w:spacing w:after="0" w:line="240"/>
       </w:pPr>
       <w:r>
@@ -5760,7 +5759,7 @@
     </w:p>
     <w:p>
       <w:pPr>
-        <w:shd w:fill="F5F5F5" w:val="clear"/>
+        <w:shd w:fill="F0F0E8" w:val="clear"/>
         <w:spacing w:after="0" w:line="240"/>
       </w:pPr>
       <w:r>
@@ -5774,7 +5773,7 @@
     </w:p>
     <w:p>
       <w:pPr>
-        <w:shd w:fill="F5F5F5" w:val="clear"/>
+        <w:shd w:fill="F0F0E8" w:val="clear"/>
         <w:spacing w:after="0" w:line="240"/>
       </w:pPr>
       <w:r>
@@ -5788,7 +5787,7 @@
     </w:p>
     <w:p>
       <w:pPr>
-        <w:shd w:fill="F5F5F5" w:val="clear"/>
+        <w:shd w:fill="F0F0E8" w:val="clear"/>
         <w:spacing w:after="0" w:line="240"/>
       </w:pPr>
       <w:r>
@@ -5802,7 +5801,7 @@
     </w:p>
     <w:p>
       <w:pPr>
-        <w:shd w:fill="F5F5F5" w:val="clear"/>
+        <w:shd w:fill="F0F0E8" w:val="clear"/>
         <w:spacing w:after="0" w:line="240"/>
       </w:pPr>
       <w:r>
@@ -5816,7 +5815,7 @@
     </w:p>
     <w:p>
       <w:pPr>
-        <w:shd w:fill="F5F5F5" w:val="clear"/>
+        <w:shd w:fill="F0F0E8" w:val="clear"/>
         <w:spacing w:after="0" w:line="240"/>
       </w:pPr>
       <w:r>
@@ -5830,7 +5829,7 @@
     </w:p>
     <w:p>
       <w:pPr>
-        <w:shd w:fill="F5F5F5" w:val="clear"/>
+        <w:shd w:fill="F0F0E8" w:val="clear"/>
         <w:spacing w:after="0" w:line="240"/>
       </w:pPr>
       <w:r>
@@ -5844,7 +5843,7 @@
     </w:p>
     <w:p>
       <w:pPr>
-        <w:shd w:fill="F5F5F5" w:val="clear"/>
+        <w:shd w:fill="F0F0E8" w:val="clear"/>
         <w:spacing w:after="0" w:line="240"/>
       </w:pPr>
       <w:r>
@@ -5858,7 +5857,7 @@
     </w:p>
     <w:p>
       <w:pPr>
-        <w:shd w:fill="F5F5F5" w:val="clear"/>
+        <w:shd w:fill="F0F0E8" w:val="clear"/>
         <w:spacing w:after="0" w:line="240"/>
       </w:pPr>
       <w:r>
@@ -5872,7 +5871,7 @@
     </w:p>
     <w:p>
       <w:pPr>
-        <w:shd w:fill="F5F5F5" w:val="clear"/>
+        <w:shd w:fill="F0F0E8" w:val="clear"/>
         <w:spacing w:after="0" w:line="240"/>
       </w:pPr>
       <w:r>
@@ -5886,7 +5885,7 @@
     </w:p>
     <w:p>
       <w:pPr>
-        <w:shd w:fill="F5F5F5" w:val="clear"/>
+        <w:shd w:fill="F0F0E8" w:val="clear"/>
         <w:spacing w:after="0" w:line="240"/>
       </w:pPr>
       <w:r>
@@ -5900,7 +5899,7 @@
     </w:p>
     <w:p>
       <w:pPr>
-        <w:shd w:fill="F5F5F5" w:val="clear"/>
+        <w:shd w:fill="F0F0E8" w:val="clear"/>
         <w:spacing w:after="0" w:line="240"/>
       </w:pPr>
       <w:r>
@@ -5914,7 +5913,7 @@
     </w:p>
     <w:p>
       <w:pPr>
-        <w:shd w:fill="F5F5F5" w:val="clear"/>
+        <w:shd w:fill="F0F0E8" w:val="clear"/>
         <w:spacing w:after="0" w:line="240"/>
       </w:pPr>
       <w:r>
@@ -5928,7 +5927,7 @@
     </w:p>
     <w:p>
       <w:pPr>
-        <w:shd w:fill="F5F5F5" w:val="clear"/>
+        <w:shd w:fill="F0F0E8" w:val="clear"/>
         <w:spacing w:after="0" w:line="240"/>
       </w:pPr>
       <w:r>
@@ -5942,7 +5941,7 @@
     </w:p>
     <w:p>
       <w:pPr>
-        <w:shd w:fill="F5F5F5" w:val="clear"/>
+        <w:shd w:fill="F0F0E8" w:val="clear"/>
         <w:spacing w:after="0" w:line="240"/>
       </w:pPr>
       <w:r>
@@ -5956,7 +5955,7 @@
     </w:p>
     <w:p>
       <w:pPr>
-        <w:shd w:fill="F5F5F5" w:val="clear"/>
+        <w:shd w:fill="F0F0E8" w:val="clear"/>
         <w:spacing w:after="0" w:line="240"/>
       </w:pPr>
       <w:r>
@@ -5970,7 +5969,7 @@
     </w:p>
     <w:p>
       <w:pPr>
-        <w:shd w:fill="F5F5F5" w:val="clear"/>
+        <w:shd w:fill="F0F0E8" w:val="clear"/>
         <w:spacing w:after="0" w:line="240"/>
       </w:pPr>
       <w:r>
@@ -5984,7 +5983,7 @@
     </w:p>
     <w:p>
       <w:pPr>
-        <w:shd w:fill="F5F5F5" w:val="clear"/>
+        <w:shd w:fill="F0F0E8" w:val="clear"/>
         <w:spacing w:after="0" w:line="240"/>
       </w:pPr>
       <w:r>
@@ -5998,7 +5997,7 @@
     </w:p>
     <w:p>
       <w:pPr>
-        <w:shd w:fill="F5F5F5" w:val="clear"/>
+        <w:shd w:fill="F0F0E8" w:val="clear"/>
         <w:spacing w:after="0" w:line="240"/>
       </w:pPr>
       <w:r>
@@ -6012,7 +6011,7 @@
     </w:p>
     <w:p>
       <w:pPr>
-        <w:shd w:fill="F5F5F5" w:val="clear"/>
+        <w:shd w:fill="F0F0E8" w:val="clear"/>
         <w:spacing w:after="0" w:line="240"/>
       </w:pPr>
       <w:r>
@@ -6026,7 +6025,7 @@
     </w:p>
     <w:p>
       <w:pPr>
-        <w:shd w:fill="F5F5F5" w:val="clear"/>
+        <w:shd w:fill="F0F0E8" w:val="clear"/>
         <w:spacing w:after="0" w:line="240"/>
       </w:pPr>
       <w:r>
@@ -6040,7 +6039,7 @@
     </w:p>
     <w:p>
       <w:pPr>
-        <w:shd w:fill="F5F5F5" w:val="clear"/>
+        <w:shd w:fill="F0F0E8" w:val="clear"/>
         <w:spacing w:after="0" w:line="240"/>
       </w:pPr>
       <w:r>
@@ -6054,7 +6053,7 @@
     </w:p>
     <w:p>
       <w:pPr>
-        <w:shd w:fill="F5F5F5" w:val="clear"/>
+        <w:shd w:fill="F0F0E8" w:val="clear"/>
         <w:spacing w:after="0" w:line="240"/>
       </w:pPr>
       <w:r>
@@ -6068,7 +6067,7 @@
     </w:p>
     <w:p>
       <w:pPr>
-        <w:shd w:fill="F5F5F5" w:val="clear"/>
+        <w:shd w:fill="F0F0E8" w:val="clear"/>
         <w:spacing w:after="0" w:line="240"/>
       </w:pPr>
       <w:r>
@@ -6082,7 +6081,7 @@
     </w:p>
     <w:p>
       <w:pPr>
-        <w:shd w:fill="F5F5F5" w:val="clear"/>
+        <w:shd w:fill="F0F0E8" w:val="clear"/>
         <w:spacing w:after="0" w:line="240"/>
       </w:pPr>
       <w:r>
@@ -6096,7 +6095,7 @@
     </w:p>
     <w:p>
       <w:pPr>
-        <w:shd w:fill="F5F5F5" w:val="clear"/>
+        <w:shd w:fill="F0F0E8" w:val="clear"/>
         <w:spacing w:after="0" w:line="240"/>
       </w:pPr>
       <w:r>
@@ -6110,7 +6109,7 @@
     </w:p>
     <w:p>
       <w:pPr>
-        <w:shd w:fill="F5F5F5" w:val="clear"/>
+        <w:shd w:fill="F0F0E8" w:val="clear"/>
         <w:spacing w:after="0" w:line="240"/>
       </w:pPr>
       <w:r>
@@ -6124,7 +6123,7 @@
     </w:p>
     <w:p>
       <w:pPr>
-        <w:shd w:fill="F5F5F5" w:val="clear"/>
+        <w:shd w:fill="F0F0E8" w:val="clear"/>
         <w:spacing w:after="0" w:line="240"/>
       </w:pPr>
       <w:r>
@@ -6138,7 +6137,7 @@
     </w:p>
     <w:p>
       <w:pPr>
-        <w:shd w:fill="F5F5F5" w:val="clear"/>
+        <w:shd w:fill="F0F0E8" w:val="clear"/>
         <w:spacing w:after="0" w:line="240"/>
       </w:pPr>
       <w:r>
@@ -6152,7 +6151,7 @@
     </w:p>
     <w:p>
       <w:pPr>
-        <w:shd w:fill="F5F5F5" w:val="clear"/>
+        <w:shd w:fill="F0F0E8" w:val="clear"/>
         <w:spacing w:after="0" w:line="240"/>
       </w:pPr>
       <w:r>
@@ -6166,7 +6165,7 @@
     </w:p>
     <w:p>
       <w:pPr>
-        <w:shd w:fill="F5F5F5" w:val="clear"/>
+        <w:shd w:fill="F0F0E8" w:val="clear"/>
         <w:spacing w:after="0" w:line="240"/>
       </w:pPr>
       <w:r>
@@ -6180,7 +6179,7 @@
     </w:p>
     <w:p>
       <w:pPr>
-        <w:shd w:fill="F5F5F5" w:val="clear"/>
+        <w:shd w:fill="F0F0E8" w:val="clear"/>
         <w:spacing w:after="0" w:line="240"/>
       </w:pPr>
       <w:r>
@@ -6194,7 +6193,7 @@
     </w:p>
     <w:p>
       <w:pPr>
-        <w:shd w:fill="F5F5F5" w:val="clear"/>
+        <w:shd w:fill="F0F0E8" w:val="clear"/>
         <w:spacing w:after="0" w:line="240"/>
       </w:pPr>
       <w:r>
@@ -6208,7 +6207,7 @@
     </w:p>
     <w:p>
       <w:pPr>
-        <w:shd w:fill="F5F5F5" w:val="clear"/>
+        <w:shd w:fill="F0F0E8" w:val="clear"/>
         <w:spacing w:after="0" w:line="240"/>
       </w:pPr>
       <w:r>
@@ -6222,7 +6221,7 @@
     </w:p>
     <w:p>
       <w:pPr>
-        <w:shd w:fill="F5F5F5" w:val="clear"/>
+        <w:shd w:fill="F0F0E8" w:val="clear"/>
         <w:spacing w:after="0" w:line="240"/>
       </w:pPr>
       <w:r>
@@ -6236,7 +6235,7 @@
     </w:p>
     <w:p>
       <w:pPr>
-        <w:shd w:fill="F5F5F5" w:val="clear"/>
+        <w:shd w:fill="F0F0E8" w:val="clear"/>
         <w:spacing w:after="0" w:line="240"/>
       </w:pPr>
       <w:r>
@@ -6250,7 +6249,7 @@
     </w:p>
     <w:p>
       <w:pPr>
-        <w:shd w:fill="F5F5F5" w:val="clear"/>
+        <w:shd w:fill="F0F0E8" w:val="clear"/>
         <w:spacing w:after="0" w:line="240"/>
       </w:pPr>
       <w:r>
@@ -6264,7 +6263,7 @@
     </w:p>
     <w:p>
       <w:pPr>
-        <w:shd w:fill="F5F5F5" w:val="clear"/>
+        <w:shd w:fill="F0F0E8" w:val="clear"/>
         <w:spacing w:after="0" w:line="240"/>
       </w:pPr>
       <w:r>
@@ -6278,7 +6277,7 @@
     </w:p>
     <w:p>
       <w:pPr>
-        <w:shd w:fill="F5F5F5" w:val="clear"/>
+        <w:shd w:fill="F0F0E8" w:val="clear"/>
         <w:spacing w:after="0" w:line="240"/>
       </w:pPr>
       <w:r>
@@ -6292,7 +6291,7 @@
     </w:p>
     <w:p>
       <w:pPr>
-        <w:shd w:fill="F5F5F5" w:val="clear"/>
+        <w:shd w:fill="F0F0E8" w:val="clear"/>
         <w:spacing w:after="0" w:line="240"/>
       </w:pPr>
       <w:r>
@@ -6306,7 +6305,7 @@
     </w:p>
     <w:p>
       <w:pPr>
-        <w:shd w:fill="F5F5F5" w:val="clear"/>
+        <w:shd w:fill="F0F0E8" w:val="clear"/>
         <w:spacing w:after="0" w:line="240"/>
       </w:pPr>
       <w:r>
@@ -6320,7 +6319,7 @@
     </w:p>
     <w:p>
       <w:pPr>
-        <w:shd w:fill="F5F5F5" w:val="clear"/>
+        <w:shd w:fill="F0F0E8" w:val="clear"/>
         <w:spacing w:after="0" w:line="240"/>
       </w:pPr>
       <w:r>
@@ -6334,7 +6333,7 @@
     </w:p>
     <w:p>
       <w:pPr>
-        <w:shd w:fill="F5F5F5" w:val="clear"/>
+        <w:shd w:fill="F0F0E8" w:val="clear"/>
         <w:spacing w:after="0" w:line="240"/>
       </w:pPr>
       <w:r>
@@ -6348,7 +6347,7 @@
     </w:p>
     <w:p>
       <w:pPr>
-        <w:shd w:fill="F5F5F5" w:val="clear"/>
+        <w:shd w:fill="F0F0E8" w:val="clear"/>
         <w:spacing w:after="0" w:line="240"/>
       </w:pPr>
       <w:r>
@@ -6362,7 +6361,7 @@
     </w:p>
     <w:p>
       <w:pPr>
-        <w:shd w:fill="F5F5F5" w:val="clear"/>
+        <w:shd w:fill="F0F0E8" w:val="clear"/>
         <w:spacing w:after="0" w:line="240"/>
       </w:pPr>
       <w:r>
@@ -6376,7 +6375,7 @@
     </w:p>
     <w:p>
       <w:pPr>
-        <w:shd w:fill="F5F5F5" w:val="clear"/>
+        <w:shd w:fill="F0F0E8" w:val="clear"/>
         <w:spacing w:after="0" w:line="240"/>
       </w:pPr>
       <w:r>
@@ -6390,7 +6389,7 @@
     </w:p>
     <w:p>
       <w:pPr>
-        <w:shd w:fill="F5F5F5" w:val="clear"/>
+        <w:shd w:fill="F0F0E8" w:val="clear"/>
         <w:spacing w:after="0" w:line="240"/>
       </w:pPr>
       <w:r>
@@ -6404,7 +6403,7 @@
     </w:p>
     <w:p>
       <w:pPr>
-        <w:shd w:fill="F5F5F5" w:val="clear"/>
+        <w:shd w:fill="F0F0E8" w:val="clear"/>
         <w:spacing w:after="0" w:line="240"/>
       </w:pPr>
       <w:r>
@@ -6418,7 +6417,7 @@
     </w:p>
     <w:p>
       <w:pPr>
-        <w:shd w:fill="F5F5F5" w:val="clear"/>
+        <w:shd w:fill="F0F0E8" w:val="clear"/>
         <w:spacing w:after="0" w:line="240"/>
       </w:pPr>
       <w:r>
@@ -6432,7 +6431,7 @@
     </w:p>
     <w:p>
       <w:pPr>
-        <w:shd w:fill="F5F5F5" w:val="clear"/>
+        <w:shd w:fill="F0F0E8" w:val="clear"/>
         <w:spacing w:after="0" w:line="240"/>
       </w:pPr>
       <w:r>
@@ -6446,7 +6445,7 @@
     </w:p>
     <w:p>
       <w:pPr>
-        <w:shd w:fill="F5F5F5" w:val="clear"/>
+        <w:shd w:fill="F0F0E8" w:val="clear"/>
         <w:spacing w:after="0" w:line="240"/>
       </w:pPr>
       <w:r>
@@ -6460,7 +6459,7 @@
     </w:p>
     <w:p>
       <w:pPr>
-        <w:shd w:fill="F5F5F5" w:val="clear"/>
+        <w:shd w:fill="F0F0E8" w:val="clear"/>
         <w:spacing w:after="0" w:line="240"/>
       </w:pPr>
       <w:r>
@@ -6474,7 +6473,7 @@
     </w:p>
     <w:p>
       <w:pPr>
-        <w:shd w:fill="F5F5F5" w:val="clear"/>
+        <w:shd w:fill="F0F0E8" w:val="clear"/>
         <w:spacing w:after="0" w:line="240"/>
       </w:pPr>
       <w:r>
@@ -6488,7 +6487,7 @@
     </w:p>
     <w:p>
       <w:pPr>
-        <w:shd w:fill="F5F5F5" w:val="clear"/>
+        <w:shd w:fill="F0F0E8" w:val="clear"/>
         <w:spacing w:after="0" w:line="240"/>
       </w:pPr>
       <w:r>
@@ -6502,7 +6501,7 @@
     </w:p>
     <w:p>
       <w:pPr>
-        <w:shd w:fill="F5F5F5" w:val="clear"/>
+        <w:shd w:fill="F0F0E8" w:val="clear"/>
         <w:spacing w:after="0" w:line="240"/>
       </w:pPr>
       <w:r>
@@ -6516,7 +6515,7 @@
     </w:p>
     <w:p>
       <w:pPr>
-        <w:shd w:fill="F5F5F5" w:val="clear"/>
+        <w:shd w:fill="F0F0E8" w:val="clear"/>
         <w:spacing w:after="0" w:line="240"/>
       </w:pPr>
       <w:r>
@@ -6530,7 +6529,7 @@
     </w:p>
     <w:p>
       <w:pPr>
-        <w:shd w:fill="F5F5F5" w:val="clear"/>
+        <w:shd w:fill="F0F0E8" w:val="clear"/>
         <w:spacing w:after="0" w:line="240"/>
       </w:pPr>
       <w:r>
@@ -6544,7 +6543,7 @@
     </w:p>
     <w:p>
       <w:pPr>
-        <w:shd w:fill="F5F5F5" w:val="clear"/>
+        <w:shd w:fill="F0F0E8" w:val="clear"/>
         <w:spacing w:after="0" w:line="240"/>
       </w:pPr>
       <w:r>
@@ -6558,7 +6557,7 @@
     </w:p>
     <w:p>
       <w:pPr>
-        <w:shd w:fill="F5F5F5" w:val="clear"/>
+        <w:shd w:fill="F0F0E8" w:val="clear"/>
         <w:spacing w:after="0" w:line="240"/>
       </w:pPr>
       <w:r>
@@ -6572,7 +6571,7 @@
     </w:p>
     <w:p>
       <w:pPr>
-        <w:shd w:fill="F5F5F5" w:val="clear"/>
+        <w:shd w:fill="F0F0E8" w:val="clear"/>
         <w:spacing w:after="0" w:line="240"/>
       </w:pPr>
       <w:r>
@@ -6586,7 +6585,7 @@
     </w:p>
     <w:p>
       <w:pPr>
-        <w:shd w:fill="F5F5F5" w:val="clear"/>
+        <w:shd w:fill="F0F0E8" w:val="clear"/>
         <w:spacing w:after="0" w:line="240"/>
       </w:pPr>
       <w:r>
@@ -6600,7 +6599,7 @@
     </w:p>
     <w:p>
       <w:pPr>
-        <w:shd w:fill="F5F5F5" w:val="clear"/>
+        <w:shd w:fill="F0F0E8" w:val="clear"/>
         <w:spacing w:after="0" w:line="240"/>
       </w:pPr>
       <w:r>
@@ -6614,7 +6613,7 @@
     </w:p>
     <w:p>
       <w:pPr>
-        <w:shd w:fill="F5F5F5" w:val="clear"/>
+        <w:shd w:fill="F0F0E8" w:val="clear"/>
         <w:spacing w:after="0" w:line="240"/>
       </w:pPr>
       <w:r>
@@ -6628,7 +6627,7 @@
     </w:p>
     <w:p>
       <w:pPr>
-        <w:shd w:fill="F5F5F5" w:val="clear"/>
+        <w:shd w:fill="F0F0E8" w:val="clear"/>
         <w:spacing w:after="0" w:line="240"/>
       </w:pPr>
       <w:r>
@@ -6642,7 +6641,7 @@
     </w:p>
     <w:p>
       <w:pPr>
-        <w:shd w:fill="F5F5F5" w:val="clear"/>
+        <w:shd w:fill="F0F0E8" w:val="clear"/>
         <w:spacing w:after="0" w:line="240"/>
       </w:pPr>
       <w:r>
@@ -6656,7 +6655,7 @@
     </w:p>
     <w:p>
       <w:pPr>
-        <w:shd w:fill="F5F5F5" w:val="clear"/>
+        <w:shd w:fill="F0F0E8" w:val="clear"/>
         <w:spacing w:after="0" w:line="240"/>
       </w:pPr>
       <w:r>
@@ -6670,7 +6669,7 @@
     </w:p>
     <w:p>
       <w:pPr>
-        <w:shd w:fill="F5F5F5" w:val="clear"/>
+        <w:shd w:fill="F0F0E8" w:val="clear"/>
         <w:spacing w:after="0" w:line="240"/>
       </w:pPr>
       <w:r>
@@ -6684,7 +6683,7 @@
     </w:p>
     <w:p>
       <w:pPr>
-        <w:shd w:fill="F5F5F5" w:val="clear"/>
+        <w:shd w:fill="F0F0E8" w:val="clear"/>
         <w:spacing w:after="0" w:line="240"/>
       </w:pPr>
       <w:r>
@@ -6698,7 +6697,7 @@
     </w:p>
     <w:p>
       <w:pPr>
-        <w:shd w:fill="F5F5F5" w:val="clear"/>
+        <w:shd w:fill="F0F0E8" w:val="clear"/>
         <w:spacing w:after="0" w:line="240"/>
       </w:pPr>
       <w:r>
@@ -6712,7 +6711,7 @@
     </w:p>
     <w:p>
       <w:pPr>
-        <w:shd w:fill="F5F5F5" w:val="clear"/>
+        <w:shd w:fill="F0F0E8" w:val="clear"/>
         <w:spacing w:after="0" w:line="240"/>
       </w:pPr>
       <w:r>
@@ -6726,7 +6725,7 @@
     </w:p>
     <w:p>
       <w:pPr>
-        <w:shd w:fill="F5F5F5" w:val="clear"/>
+        <w:shd w:fill="F0F0E8" w:val="clear"/>
         <w:spacing w:after="0" w:line="240"/>
       </w:pPr>
       <w:r>
@@ -6740,7 +6739,7 @@
     </w:p>
     <w:p>
       <w:pPr>
-        <w:shd w:fill="F5F5F5" w:val="clear"/>
+        <w:shd w:fill="F0F0E8" w:val="clear"/>
         <w:spacing w:after="0" w:line="240"/>
       </w:pPr>
       <w:r>
@@ -6754,7 +6753,7 @@
     </w:p>
     <w:p>
       <w:pPr>
-        <w:shd w:fill="F5F5F5" w:val="clear"/>
+        <w:shd w:fill="F0F0E8" w:val="clear"/>
         <w:spacing w:after="0" w:line="240"/>
       </w:pPr>
       <w:r>
@@ -6768,7 +6767,7 @@
     </w:p>
     <w:p>
       <w:pPr>
-        <w:shd w:fill="F5F5F5" w:val="clear"/>
+        <w:shd w:fill="F0F0E8" w:val="clear"/>
         <w:spacing w:after="0" w:line="240"/>
       </w:pPr>
       <w:r>
@@ -6782,7 +6781,7 @@
     </w:p>
     <w:p>
       <w:pPr>
-        <w:shd w:fill="F5F5F5" w:val="clear"/>
+        <w:shd w:fill="F0F0E8" w:val="clear"/>
         <w:spacing w:after="0" w:line="240"/>
       </w:pPr>
       <w:r>
@@ -6796,7 +6795,7 @@
     </w:p>
     <w:p>
       <w:pPr>
-        <w:shd w:fill="F5F5F5" w:val="clear"/>
+        <w:shd w:fill="F0F0E8" w:val="clear"/>
         <w:spacing w:after="0" w:line="240"/>
       </w:pPr>
       <w:r>
@@ -6810,7 +6809,7 @@
     </w:p>
     <w:p>
       <w:pPr>
-        <w:shd w:fill="F5F5F5" w:val="clear"/>
+        <w:shd w:fill="F0F0E8" w:val="clear"/>
         <w:spacing w:after="0" w:line="240"/>
       </w:pPr>
       <w:r>
@@ -6824,7 +6823,7 @@
     </w:p>
     <w:p>
       <w:pPr>
-        <w:shd w:fill="F5F5F5" w:val="clear"/>
+        <w:shd w:fill="F0F0E8" w:val="clear"/>
         <w:spacing w:after="0" w:line="240"/>
       </w:pPr>
       <w:r>
@@ -6838,7 +6837,7 @@
     </w:p>
     <w:p>
       <w:pPr>
-        <w:shd w:fill="F5F5F5" w:val="clear"/>
+        <w:shd w:fill="F0F0E8" w:val="clear"/>
         <w:spacing w:after="0" w:line="240"/>
       </w:pPr>
       <w:r>
@@ -6852,7 +6851,7 @@
     </w:p>
     <w:p>
       <w:pPr>
-        <w:shd w:fill="F5F5F5" w:val="clear"/>
+        <w:shd w:fill="F0F0E8" w:val="clear"/>
         <w:spacing w:after="0" w:line="240"/>
       </w:pPr>
       <w:r>
@@ -6866,7 +6865,7 @@
     </w:p>
     <w:p>
       <w:pPr>
-        <w:shd w:fill="F5F5F5" w:val="clear"/>
+        <w:shd w:fill="F0F0E8" w:val="clear"/>
         <w:spacing w:after="0" w:line="240"/>
       </w:pPr>
       <w:r>
@@ -6880,7 +6879,7 @@
     </w:p>
     <w:p>
       <w:pPr>
-        <w:shd w:fill="F5F5F5" w:val="clear"/>
+        <w:shd w:fill="F0F0E8" w:val="clear"/>
         <w:spacing w:after="0" w:line="240"/>
       </w:pPr>
       <w:r>
@@ -6894,7 +6893,7 @@
     </w:p>
     <w:p>
       <w:pPr>
-        <w:shd w:fill="F5F5F5" w:val="clear"/>
+        <w:shd w:fill="F0F0E8" w:val="clear"/>
         <w:spacing w:after="0" w:line="240"/>
       </w:pPr>
       <w:r>
@@ -6908,7 +6907,7 @@
     </w:p>
     <w:p>
       <w:pPr>
-        <w:shd w:fill="F5F5F5" w:val="clear"/>
+        <w:shd w:fill="F0F0E8" w:val="clear"/>
         <w:spacing w:after="0" w:line="240"/>
       </w:pPr>
       <w:r>
@@ -6922,7 +6921,7 @@
     </w:p>
     <w:p>
       <w:pPr>
-        <w:shd w:fill="F5F5F5" w:val="clear"/>
+        <w:shd w:fill="F0F0E8" w:val="clear"/>
         <w:spacing w:after="0" w:line="240"/>
       </w:pPr>
       <w:r>
@@ -6936,7 +6935,7 @@
     </w:p>
     <w:p>
       <w:pPr>
-        <w:shd w:fill="F5F5F5" w:val="clear"/>
+        <w:shd w:fill="F0F0E8" w:val="clear"/>
         <w:spacing w:after="0" w:line="240"/>
       </w:pPr>
       <w:r>
@@ -6950,7 +6949,7 @@
     </w:p>
     <w:p>
       <w:pPr>
-        <w:shd w:fill="F5F5F5" w:val="clear"/>
+        <w:shd w:fill="F0F0E8" w:val="clear"/>
         <w:spacing w:after="0" w:line="240"/>
       </w:pPr>
       <w:r>
@@ -6964,7 +6963,7 @@
     </w:p>
     <w:p>
       <w:pPr>
-        <w:shd w:fill="F5F5F5" w:val="clear"/>
+        <w:shd w:fill="F0F0E8" w:val="clear"/>
         <w:spacing w:after="0" w:line="240"/>
       </w:pPr>
       <w:r>
@@ -6978,7 +6977,7 @@
     </w:p>
     <w:p>
       <w:pPr>
-        <w:shd w:fill="F5F5F5" w:val="clear"/>
+        <w:shd w:fill="F0F0E8" w:val="clear"/>
         <w:spacing w:after="0" w:line="240"/>
       </w:pPr>
       <w:r>
@@ -6992,7 +6991,7 @@
     </w:p>
     <w:p>
       <w:pPr>
-        <w:shd w:fill="F5F5F5" w:val="clear"/>
+        <w:shd w:fill="F0F0E8" w:val="clear"/>
         <w:spacing w:after="0" w:line="240"/>
       </w:pPr>
       <w:r>
@@ -7006,7 +7005,7 @@
     </w:p>
     <w:p>
       <w:pPr>
-        <w:shd w:fill="F5F5F5" w:val="clear"/>
+        <w:shd w:fill="F0F0E8" w:val="clear"/>
         <w:spacing w:after="0" w:line="240"/>
       </w:pPr>
       <w:r>
@@ -7020,7 +7019,7 @@
     </w:p>
     <w:p>
       <w:pPr>
-        <w:shd w:fill="F5F5F5" w:val="clear"/>
+        <w:shd w:fill="F0F0E8" w:val="clear"/>
         <w:spacing w:after="0" w:line="240"/>
       </w:pPr>
       <w:r>
@@ -7034,7 +7033,7 @@
     </w:p>
     <w:p>
       <w:pPr>
-        <w:shd w:fill="F5F5F5" w:val="clear"/>
+        <w:shd w:fill="F0F0E8" w:val="clear"/>
         <w:spacing w:after="0" w:line="240"/>
       </w:pPr>
       <w:r>
@@ -7048,7 +7047,7 @@
     </w:p>
     <w:p>
       <w:pPr>
-        <w:shd w:fill="F5F5F5" w:val="clear"/>
+        <w:shd w:fill="F0F0E8" w:val="clear"/>
         <w:spacing w:after="0" w:line="240"/>
       </w:pPr>
       <w:r>
@@ -7062,7 +7061,7 @@
     </w:p>
     <w:p>
       <w:pPr>
-        <w:shd w:fill="F5F5F5" w:val="clear"/>
+        <w:shd w:fill="F0F0E8" w:val="clear"/>
         <w:spacing w:after="0" w:line="240"/>
       </w:pPr>
       <w:r>
@@ -7076,7 +7075,7 @@
     </w:p>
     <w:p>
       <w:pPr>
-        <w:shd w:fill="F5F5F5" w:val="clear"/>
+        <w:shd w:fill="F0F0E8" w:val="clear"/>
         <w:spacing w:after="0" w:line="240"/>
       </w:pPr>
       <w:r>
@@ -7090,7 +7089,7 @@
     </w:p>
     <w:p>
       <w:pPr>
-        <w:shd w:fill="F5F5F5" w:val="clear"/>
+        <w:shd w:fill="F0F0E8" w:val="clear"/>
         <w:spacing w:after="0" w:line="240"/>
       </w:pPr>
       <w:r>
@@ -7104,7 +7103,7 @@
     </w:p>
     <w:p>
       <w:pPr>
-        <w:shd w:fill="F5F5F5" w:val="clear"/>
+        <w:shd w:fill="F0F0E8" w:val="clear"/>
         <w:spacing w:after="0" w:line="240"/>
       </w:pPr>
       <w:r>
@@ -7118,7 +7117,7 @@
     </w:p>
     <w:p>
       <w:pPr>
-        <w:shd w:fill="F5F5F5" w:val="clear"/>
+        <w:shd w:fill="F0F0E8" w:val="clear"/>
         <w:spacing w:after="0" w:line="240"/>
       </w:pPr>
       <w:r>
@@ -7132,7 +7131,7 @@
     </w:p>
     <w:p>
       <w:pPr>
-        <w:shd w:fill="F5F5F5" w:val="clear"/>
+        <w:shd w:fill="F0F0E8" w:val="clear"/>
         <w:spacing w:after="0" w:line="240"/>
       </w:pPr>
       <w:r>
@@ -7146,7 +7145,7 @@
     </w:p>
     <w:p>
       <w:pPr>
-        <w:shd w:fill="F5F5F5" w:val="clear"/>
+        <w:shd w:fill="F0F0E8" w:val="clear"/>
         <w:spacing w:after="0" w:line="240"/>
       </w:pPr>
       <w:r>
@@ -7160,7 +7159,7 @@
     </w:p>
     <w:p>
       <w:pPr>
-        <w:shd w:fill="F5F5F5" w:val="clear"/>
+        <w:shd w:fill="F0F0E8" w:val="clear"/>
         <w:spacing w:after="0" w:line="240"/>
       </w:pPr>
       <w:r>
@@ -7174,7 +7173,7 @@
     </w:p>
     <w:p>
       <w:pPr>
-        <w:shd w:fill="F5F5F5" w:val="clear"/>
+        <w:shd w:fill="F0F0E8" w:val="clear"/>
         <w:spacing w:after="0" w:line="240"/>
       </w:pPr>
       <w:r>
@@ -7188,7 +7187,7 @@
     </w:p>
     <w:p>
       <w:pPr>
-        <w:shd w:fill="F5F5F5" w:val="clear"/>
+        <w:shd w:fill="F0F0E8" w:val="clear"/>
         <w:spacing w:after="0" w:line="240"/>
       </w:pPr>
       <w:r>
@@ -7202,7 +7201,7 @@
     </w:p>
     <w:p>
       <w:pPr>
-        <w:shd w:fill="F5F5F5" w:val="clear"/>
+        <w:shd w:fill="F0F0E8" w:val="clear"/>
         <w:spacing w:after="0" w:line="240"/>
       </w:pPr>
       <w:r>
@@ -7216,7 +7215,7 @@
     </w:p>
     <w:p>
       <w:pPr>
-        <w:shd w:fill="F5F5F5" w:val="clear"/>
+        <w:shd w:fill="F0F0E8" w:val="clear"/>
         <w:spacing w:after="0" w:line="240"/>
       </w:pPr>
       <w:r>
@@ -7230,7 +7229,7 @@
     </w:p>
     <w:p>
       <w:pPr>
-        <w:shd w:fill="F5F5F5" w:val="clear"/>
+        <w:shd w:fill="F0F0E8" w:val="clear"/>
         <w:spacing w:after="0" w:line="240"/>
       </w:pPr>
       <w:r>
@@ -7244,7 +7243,7 @@
     </w:p>
     <w:p>
       <w:pPr>
-        <w:shd w:fill="F5F5F5" w:val="clear"/>
+        <w:shd w:fill="F0F0E8" w:val="clear"/>
         <w:spacing w:after="0" w:line="240"/>
       </w:pPr>
       <w:r>
@@ -7258,7 +7257,7 @@
     </w:p>
     <w:p>
       <w:pPr>
-        <w:shd w:fill="F5F5F5" w:val="clear"/>
+        <w:shd w:fill="F0F0E8" w:val="clear"/>
         <w:spacing w:after="0" w:line="240"/>
       </w:pPr>
       <w:r>
@@ -7272,7 +7271,7 @@
     </w:p>
     <w:p>
       <w:pPr>
-        <w:shd w:fill="F5F5F5" w:val="clear"/>
+        <w:shd w:fill="F0F0E8" w:val="clear"/>
         <w:spacing w:after="0" w:line="240"/>
       </w:pPr>
       <w:r>
@@ -7286,7 +7285,7 @@
     </w:p>
     <w:p>
       <w:pPr>
-        <w:shd w:fill="F5F5F5" w:val="clear"/>
+        <w:shd w:fill="F0F0E8" w:val="clear"/>
         <w:spacing w:after="0" w:line="240"/>
       </w:pPr>
       <w:r>
@@ -7300,7 +7299,7 @@
     </w:p>
     <w:p>
       <w:pPr>
-        <w:shd w:fill="F5F5F5" w:val="clear"/>
+        <w:shd w:fill="F0F0E8" w:val="clear"/>
         <w:spacing w:after="0" w:line="240"/>
       </w:pPr>
       <w:r>
@@ -7314,7 +7313,7 @@
     </w:p>
     <w:p>
       <w:pPr>
-        <w:shd w:fill="F5F5F5" w:val="clear"/>
+        <w:shd w:fill="F0F0E8" w:val="clear"/>
         <w:spacing w:after="0" w:line="240"/>
       </w:pPr>
       <w:r>
@@ -7328,7 +7327,7 @@
     </w:p>
     <w:p>
       <w:pPr>
-        <w:shd w:fill="F5F5F5" w:val="clear"/>
+        <w:shd w:fill="F0F0E8" w:val="clear"/>
         <w:spacing w:after="0" w:line="240"/>
       </w:pPr>
       <w:r>
@@ -7342,7 +7341,7 @@
     </w:p>
     <w:p>
       <w:pPr>
-        <w:shd w:fill="F5F5F5" w:val="clear"/>
+        <w:shd w:fill="F0F0E8" w:val="clear"/>
         <w:spacing w:after="0" w:line="240"/>
       </w:pPr>
       <w:r>
@@ -7356,7 +7355,7 @@
     </w:p>
     <w:p>
       <w:pPr>
-        <w:shd w:fill="F5F5F5" w:val="clear"/>
+        <w:shd w:fill="F0F0E8" w:val="clear"/>
         <w:spacing w:after="0" w:line="240"/>
       </w:pPr>
       <w:r>
@@ -7370,7 +7369,7 @@
     </w:p>
     <w:p>
       <w:pPr>
-        <w:shd w:fill="F5F5F5" w:val="clear"/>
+        <w:shd w:fill="F0F0E8" w:val="clear"/>
         <w:spacing w:after="0" w:line="240"/>
       </w:pPr>
       <w:r>
@@ -7384,7 +7383,7 @@
     </w:p>
     <w:p>
       <w:pPr>
-        <w:shd w:fill="F5F5F5" w:val="clear"/>
+        <w:shd w:fill="F0F0E8" w:val="clear"/>
         <w:spacing w:after="0" w:line="240"/>
       </w:pPr>
       <w:r>
@@ -7398,7 +7397,7 @@
     </w:p>
     <w:p>
       <w:pPr>
-        <w:shd w:fill="F5F5F5" w:val="clear"/>
+        <w:shd w:fill="F0F0E8" w:val="clear"/>
         <w:spacing w:after="0" w:line="240"/>
       </w:pPr>
       <w:r>
@@ -7412,7 +7411,7 @@
     </w:p>
     <w:p>
       <w:pPr>
-        <w:shd w:fill="F5F5F5" w:val="clear"/>
+        <w:shd w:fill="F0F0E8" w:val="clear"/>
         <w:spacing w:after="0" w:line="240"/>
       </w:pPr>
       <w:r>
@@ -7426,7 +7425,7 @@
     </w:p>
     <w:p>
       <w:pPr>
-        <w:shd w:fill="F5F5F5" w:val="clear"/>
+        <w:shd w:fill="F0F0E8" w:val="clear"/>
         <w:spacing w:after="0" w:line="240"/>
       </w:pPr>
       <w:r>
@@ -7440,7 +7439,7 @@
     </w:p>
     <w:p>
       <w:pPr>
-        <w:shd w:fill="F5F5F5" w:val="clear"/>
+        <w:shd w:fill="F0F0E8" w:val="clear"/>
         <w:spacing w:after="0" w:line="240"/>
       </w:pPr>
       <w:r>
@@ -7454,7 +7453,7 @@
     </w:p>
     <w:p>
       <w:pPr>
-        <w:shd w:fill="F5F5F5" w:val="clear"/>
+        <w:shd w:fill="F0F0E8" w:val="clear"/>
         <w:spacing w:after="0" w:line="240"/>
       </w:pPr>
       <w:r>
@@ -7468,7 +7467,7 @@
     </w:p>
     <w:p>
       <w:pPr>
-        <w:shd w:fill="F5F5F5" w:val="clear"/>
+        <w:shd w:fill="F0F0E8" w:val="clear"/>
         <w:spacing w:after="0" w:line="240"/>
       </w:pPr>
       <w:r>
@@ -7482,7 +7481,7 @@
     </w:p>
     <w:p>
       <w:pPr>
-        <w:shd w:fill="F5F5F5" w:val="clear"/>
+        <w:shd w:fill="F0F0E8" w:val="clear"/>
         <w:spacing w:after="0" w:line="240"/>
       </w:pPr>
       <w:r>
@@ -7496,7 +7495,7 @@
     </w:p>
     <w:p>
       <w:pPr>
-        <w:shd w:fill="F5F5F5" w:val="clear"/>
+        <w:shd w:fill="F0F0E8" w:val="clear"/>
         <w:spacing w:after="0" w:line="240"/>
       </w:pPr>
       <w:r>
@@ -7510,7 +7509,7 @@
     </w:p>
     <w:p>
       <w:pPr>
-        <w:shd w:fill="F5F5F5" w:val="clear"/>
+        <w:shd w:fill="F0F0E8" w:val="clear"/>
         <w:spacing w:after="0" w:line="240"/>
       </w:pPr>
       <w:r>
@@ -7524,7 +7523,7 @@
     </w:p>
     <w:p>
       <w:pPr>
-        <w:shd w:fill="F5F5F5" w:val="clear"/>
+        <w:shd w:fill="F0F0E8" w:val="clear"/>
         <w:spacing w:after="0" w:line="240"/>
       </w:pPr>
       <w:r>
@@ -7538,7 +7537,7 @@
     </w:p>
     <w:p>
       <w:pPr>
-        <w:shd w:fill="F5F5F5" w:val="clear"/>
+        <w:shd w:fill="F0F0E8" w:val="clear"/>
         <w:spacing w:after="0" w:line="240"/>
       </w:pPr>
       <w:r>
@@ -7552,7 +7551,7 @@
     </w:p>
     <w:p>
       <w:pPr>
-        <w:shd w:fill="F5F5F5" w:val="clear"/>
+        <w:shd w:fill="F0F0E8" w:val="clear"/>
         <w:spacing w:after="0" w:line="240"/>
       </w:pPr>
       <w:r>
@@ -7565,8 +7564,6 @@
       </w:r>
     </w:p>
     <w:sectPr>
-      <w:headerReference w:type="default" r:id="rId7"/>
-      <w:footerReference w:type="default" r:id="rId8"/>
       <w:pgSz w:w="12240" w:h="15840" w:orient="portrait"/>
       <w:pgMar w:top="1440" w:right="1440" w:bottom="1440" w:left="1440" w:header="708" w:footer="708" w:gutter="0"/>
       <w:pgNumType/>
@@ -7617,34 +7614,6 @@
 </w:endnotes>
 </file>
 
-<file path=word/footer1.xml><?xml version="1.0" encoding="utf-8"?>
-<w:ftr xmlns:wpc="http://schemas.microsoft.com/office/word/2010/wordprocessingCanvas" xmlns:mc="http://schemas.openxmlformats.org/markup-compatibility/2006" xmlns:o="urn:schemas-microsoft-com:office:office" xmlns:r="http://schemas.openxmlformats.org/officeDocument/2006/relationships" xmlns:m="http://schemas.openxmlformats.org/officeDocument/2006/math" xmlns:v="urn:schemas-microsoft-com:vml" xmlns:wp14="http://schemas.microsoft.com/office/word/2010/wordprocessingDrawing" xmlns:wp="http://schemas.openxmlformats.org/drawingml/2006/wordprocessingDrawing" xmlns:w10="urn:schemas-microsoft-com:office:word" xmlns:w="http://schemas.openxmlformats.org/wordprocessingml/2006/main" xmlns:w14="http://schemas.microsoft.com/office/word/2010/wordml" xmlns:w15="http://schemas.microsoft.com/office/word/2012/wordml" xmlns:wpg="http://schemas.microsoft.com/office/word/2010/wordprocessingGroup" xmlns:wpi="http://schemas.microsoft.com/office/word/2010/wordprocessingInk" xmlns:wne="http://schemas.microsoft.com/office/word/2006/wordml" xmlns:wps="http://schemas.microsoft.com/office/word/2010/wordprocessingShape">
-  <w:p>
-    <w:pPr>
-      <w:jc w:val="center"/>
-    </w:pPr>
-    <w:r>
-      <w:t xml:space="preserve">Page </w:t>
-    </w:r>
-    <w:r>
-      <w:fldChar w:fldCharType="begin"/>
-      <w:instrText xml:space="preserve">PAGE</w:instrText>
-      <w:fldChar w:fldCharType="separate"/>
-      <w:fldChar w:fldCharType="end"/>
-    </w:r>
-    <w:r>
-      <w:t xml:space="preserve"> of </w:t>
-    </w:r>
-    <w:r>
-      <w:fldChar w:fldCharType="begin"/>
-      <w:instrText xml:space="preserve">NUMPAGES</w:instrText>
-      <w:fldChar w:fldCharType="separate"/>
-      <w:fldChar w:fldCharType="end"/>
-    </w:r>
-  </w:p>
-</w:ftr>
-</file>
-
 <file path=word/footnotes.xml><?xml version="1.0" encoding="utf-8"?>
 <w:footnotes xmlns:wpc="http://schemas.microsoft.com/office/word/2010/wordprocessingCanvas" xmlns:mc="http://schemas.openxmlformats.org/markup-compatibility/2006" xmlns:o="urn:schemas-microsoft-com:office:office" xmlns:r="http://schemas.openxmlformats.org/officeDocument/2006/relationships" xmlns:m="http://schemas.openxmlformats.org/officeDocument/2006/math" xmlns:v="urn:schemas-microsoft-com:vml" xmlns:wp14="http://schemas.microsoft.com/office/word/2010/wordprocessingDrawing" xmlns:wp="http://schemas.openxmlformats.org/drawingml/2006/wordprocessingDrawing" xmlns:w10="urn:schemas-microsoft-com:office:word" xmlns:w="http://schemas.openxmlformats.org/wordprocessingml/2006/main" xmlns:w14="http://schemas.microsoft.com/office/word/2010/wordml" xmlns:w15="http://schemas.microsoft.com/office/word/2012/wordml" xmlns:wpg="http://schemas.microsoft.com/office/word/2010/wordprocessingGroup" xmlns:wpi="http://schemas.microsoft.com/office/word/2010/wordprocessingInk" xmlns:wne="http://schemas.microsoft.com/office/word/2006/wordml" xmlns:wps="http://schemas.microsoft.com/office/word/2010/wordprocessingShape" mc:Ignorable="w14 w15 wp14">
   <w:footnote w:type="separator" w:id="-1">
@@ -7680,26 +7649,6 @@
     </w:p>
   </w:footnote>
 </w:footnotes>
-</file>
-
-<file path=word/header1.xml><?xml version="1.0" encoding="utf-8"?>
-<w:hdr xmlns:wpc="http://schemas.microsoft.com/office/word/2010/wordprocessingCanvas" xmlns:mc="http://schemas.openxmlformats.org/markup-compatibility/2006" xmlns:o="urn:schemas-microsoft-com:office:office" xmlns:r="http://schemas.openxmlformats.org/officeDocument/2006/relationships" xmlns:m="http://schemas.openxmlformats.org/officeDocument/2006/math" xmlns:v="urn:schemas-microsoft-com:vml" xmlns:wp14="http://schemas.microsoft.com/office/word/2010/wordprocessingDrawing" xmlns:wp="http://schemas.openxmlformats.org/drawingml/2006/wordprocessingDrawing" xmlns:w10="urn:schemas-microsoft-com:office:word" xmlns:w="http://schemas.openxmlformats.org/wordprocessingml/2006/main" xmlns:w14="http://schemas.microsoft.com/office/word/2010/wordml" xmlns:w15="http://schemas.microsoft.com/office/word/2012/wordml" xmlns:wpg="http://schemas.microsoft.com/office/word/2010/wordprocessingGroup" xmlns:wpi="http://schemas.microsoft.com/office/word/2010/wordprocessingInk" xmlns:wne="http://schemas.microsoft.com/office/word/2006/wordml" xmlns:wps="http://schemas.microsoft.com/office/word/2010/wordprocessingShape" xmlns:cx="http://schemas.microsoft.com/office/drawing/2014/chartex" xmlns:cx1="http://schemas.microsoft.com/office/drawing/2015/9/8/chartex" xmlns:cx2="http://schemas.microsoft.com/office/drawing/2015/10/21/chartex" xmlns:cx3="http://schemas.microsoft.com/office/drawing/2016/5/9/chartex" xmlns:cx4="http://schemas.microsoft.com/office/drawing/2016/5/10/chartex" xmlns:cx5="http://schemas.microsoft.com/office/drawing/2016/5/11/chartex" xmlns:cx6="http://schemas.microsoft.com/office/drawing/2016/5/12/chartex" xmlns:cx7="http://schemas.microsoft.com/office/drawing/2016/5/13/chartex" xmlns:cx8="http://schemas.microsoft.com/office/drawing/2016/5/14/chartex" xmlns:w16cid="http://schemas.microsoft.com/office/word/2016/wordml/cid" xmlns:w16se="http://schemas.microsoft.com/office/word/2015/wordml/symex">
-  <w:p>
-    <w:pPr>
-      <w:jc w:val="right"/>
-    </w:pPr>
-    <w:r>
-      <w:rPr>
-        <w:i/>
-        <w:iCs/>
-        <w:color w:val="888888"/>
-        <w:sz w:val="18"/>
-        <w:szCs w:val="18"/>
-      </w:rPr>
-      <w:t xml:space="preserve">PY-DIYCALCULATOR — Tutorial</w:t>
-    </w:r>
-  </w:p>
-</w:hdr>
 </file>
 
 <file path=word/numbering.xml><?xml version="1.0" encoding="utf-8"?>
@@ -7838,7 +7787,7 @@
   <w:docDefaults>
     <w:rPrDefault>
       <w:rPr>
-        <w:rFonts w:ascii="Arial" w:cs="Arial" w:eastAsia="Arial" w:hAnsi="Arial"/>
+        <w:rFonts w:ascii="Calibri" w:cs="Calibri" w:eastAsia="Calibri" w:hAnsi="Calibri"/>
         <w:sz w:val="22"/>
         <w:szCs w:val="22"/>
       </w:rPr>
@@ -8026,7 +7975,7 @@
       <w:outlineLvl w:val="0"/>
     </w:pPr>
     <w:rPr>
-      <w:rFonts w:ascii="Arial" w:cs="Arial" w:eastAsia="Arial" w:hAnsi="Arial"/>
+      <w:rFonts w:ascii="Calibri" w:cs="Calibri" w:eastAsia="Calibri" w:hAnsi="Calibri"/>
       <w:b/>
       <w:bCs/>
       <w:color w:val="1F4E79"/>
@@ -8044,7 +7993,7 @@
       <w:outlineLvl w:val="1"/>
     </w:pPr>
     <w:rPr>
-      <w:rFonts w:ascii="Arial" w:cs="Arial" w:eastAsia="Arial" w:hAnsi="Arial"/>
+      <w:rFonts w:ascii="Calibri" w:cs="Calibri" w:eastAsia="Calibri" w:hAnsi="Calibri"/>
       <w:b/>
       <w:bCs/>
       <w:color w:val="2E75B6"/>
